--- a/Lab5/Отчет_ЦМФХС_Лаб5_Неделько_КС20.docx
+++ b/Lab5/Отчет_ЦМФХС_Лаб5_Неделько_КС20.docx
@@ -5811,7 +5811,6 @@
           <w:rFonts w:cs="Times New Roman"/>
           <w:noProof/>
           <w:szCs w:val="28"/>
-          <w:lang w:val="en-US"/>
         </w:rPr>
       </w:pPr>
       <w:r>
@@ -11039,7 +11038,7 @@
     <w:p>
       <w:pPr>
         <w:shd w:val="clear" w:color="auto" w:fill="101010"/>
-        <w:spacing w:after="0" w:line="285" w:lineRule="atLeast"/>
+        <w:spacing w:line="285" w:lineRule="atLeast"/>
         <w:ind w:firstLine="0"/>
         <w:jc w:val="left"/>
         <w:rPr>
@@ -11155,7 +11154,7 @@
           <w:szCs w:val="21"/>
           <w:lang w:val="en-US" w:eastAsia="ru-RU"/>
         </w:rPr>
-        <w:t>334.817</w:t>
+        <w:t>333.640</w:t>
       </w:r>
       <w:r>
         <w:rPr>
@@ -11217,7 +11216,7 @@
           <w:szCs w:val="21"/>
           <w:lang w:val="en-US" w:eastAsia="ru-RU"/>
         </w:rPr>
-        <w:t>0.06</w:t>
+        <w:t>0.73</w:t>
       </w:r>
       <w:r>
         <w:rPr>
@@ -11279,7 +11278,7 @@
           <w:szCs w:val="21"/>
           <w:lang w:val="en-US" w:eastAsia="ru-RU"/>
         </w:rPr>
-        <w:t>0.037680</w:t>
+        <w:t>0.817000</w:t>
       </w:r>
       <w:r>
         <w:rPr>
@@ -11344,7 +11343,7 @@
           <w:szCs w:val="21"/>
           <w:lang w:val="en-US" w:eastAsia="ru-RU"/>
         </w:rPr>
-        <w:t>336.962</w:t>
+        <w:t>332.815</w:t>
       </w:r>
       <w:r>
         <w:rPr>
@@ -11406,7 +11405,7 @@
           <w:szCs w:val="21"/>
           <w:lang w:val="en-US" w:eastAsia="ru-RU"/>
         </w:rPr>
-        <w:t>0.30</w:t>
+        <w:t>0.78</w:t>
       </w:r>
       <w:r>
         <w:rPr>
@@ -11468,7 +11467,7 @@
           <w:szCs w:val="21"/>
           <w:lang w:val="en-US" w:eastAsia="ru-RU"/>
         </w:rPr>
-        <w:t>0.282070</w:t>
+        <w:t>0.861500</w:t>
       </w:r>
       <w:r>
         <w:rPr>
@@ -11533,7 +11532,7 @@
           <w:szCs w:val="21"/>
           <w:lang w:val="en-US" w:eastAsia="ru-RU"/>
         </w:rPr>
-        <w:t>336.061</w:t>
+        <w:t>333.320</w:t>
       </w:r>
       <w:r>
         <w:rPr>
@@ -11595,7 +11594,7 @@
           <w:szCs w:val="21"/>
           <w:lang w:val="en-US" w:eastAsia="ru-RU"/>
         </w:rPr>
-        <w:t>0.55</w:t>
+        <w:t>0.75</w:t>
       </w:r>
       <w:r>
         <w:rPr>
@@ -11657,7 +11656,7 @@
           <w:szCs w:val="21"/>
           <w:lang w:val="en-US" w:eastAsia="ru-RU"/>
         </w:rPr>
-        <w:t>0.614500</w:t>
+        <w:t>0.835822</w:t>
       </w:r>
       <w:r>
         <w:rPr>
@@ -11722,7 +11721,7 @@
           <w:szCs w:val="21"/>
           <w:lang w:val="en-US" w:eastAsia="ru-RU"/>
         </w:rPr>
-        <w:t>333.320</w:t>
+        <w:t>332.480</w:t>
       </w:r>
       <w:r>
         <w:rPr>
@@ -11784,7 +11783,7 @@
           <w:szCs w:val="21"/>
           <w:lang w:val="en-US" w:eastAsia="ru-RU"/>
         </w:rPr>
-        <w:t>0.75</w:t>
+        <w:t>0.80</w:t>
       </w:r>
       <w:r>
         <w:rPr>
@@ -11846,7 +11845,7 @@
           <w:szCs w:val="21"/>
           <w:lang w:val="en-US" w:eastAsia="ru-RU"/>
         </w:rPr>
-        <w:t>0.835822</w:t>
+        <w:t>0.878659</w:t>
       </w:r>
       <w:r>
         <w:rPr>
@@ -11911,7 +11910,7 @@
           <w:szCs w:val="21"/>
           <w:lang w:val="en-US" w:eastAsia="ru-RU"/>
         </w:rPr>
-        <w:t>330.390</w:t>
+        <w:t>331.614</w:t>
       </w:r>
       <w:r>
         <w:rPr>
@@ -11973,7 +11972,7 @@
           <w:szCs w:val="21"/>
           <w:lang w:val="en-US" w:eastAsia="ru-RU"/>
         </w:rPr>
-        <w:t>0.92</w:t>
+        <w:t>0.85</w:t>
       </w:r>
       <w:r>
         <w:rPr>
@@ -12035,7 +12034,7 @@
           <w:szCs w:val="21"/>
           <w:lang w:val="en-US" w:eastAsia="ru-RU"/>
         </w:rPr>
-        <w:t>0.960424</w:t>
+        <w:t>0.916240</w:t>
       </w:r>
       <w:r>
         <w:rPr>
@@ -14243,6 +14242,7 @@
           <w:szCs w:val="21"/>
           <w:lang w:val="en-US" w:eastAsia="ru-RU"/>
         </w:rPr>
+        <w:lastRenderedPageBreak/>
         <w:t xml:space="preserve">    </w:t>
       </w:r>
       <w:r>
@@ -14444,7 +14444,6 @@
           <w:szCs w:val="21"/>
           <w:lang w:val="en-US" w:eastAsia="ru-RU"/>
         </w:rPr>
-        <w:lastRenderedPageBreak/>
         <w:t xml:space="preserve">        </w:t>
       </w:r>
       <w:proofErr w:type="spellStart"/>
@@ -17004,35 +17003,21 @@
       <w:r>
         <w:rPr>
           <w:b/>
-        </w:rPr>
-        <w:t>Вывод</w:t>
-      </w:r>
-      <w:r>
-        <w:rPr>
-          <w:b/>
           <w:lang w:val="en-US"/>
         </w:rPr>
-        <w:t>:</w:t>
-      </w:r>
-    </w:p>
-    <w:p>
-      <w:pPr>
-        <w:ind w:firstLine="0"/>
-        <w:jc w:val="left"/>
-        <w:rPr>
-          <w:b/>
-          <w:lang w:val="en-US"/>
-        </w:rPr>
-      </w:pPr>
-      <w:r>
-        <w:rPr>
-          <w:sz w:val="24"/>
-        </w:rPr>
         <w:drawing>
-          <wp:inline distT="0" distB="0" distL="0" distR="0" wp14:anchorId="32BA358B" wp14:editId="7B5D9295">
-            <wp:extent cx="5940425" cy="1076325"/>
-            <wp:effectExtent l="0" t="0" r="3175" b="9525"/>
-            <wp:docPr id="18" name="Рисунок 18"/>
+          <wp:anchor distT="0" distB="0" distL="114300" distR="114300" simplePos="0" relativeHeight="251688960" behindDoc="1" locked="0" layoutInCell="1" allowOverlap="1" wp14:anchorId="12D2CF6C" wp14:editId="0E8382FC">
+            <wp:simplePos x="0" y="0"/>
+            <wp:positionH relativeFrom="page">
+              <wp:posOffset>109855</wp:posOffset>
+            </wp:positionH>
+            <wp:positionV relativeFrom="paragraph">
+              <wp:posOffset>279400</wp:posOffset>
+            </wp:positionV>
+            <wp:extent cx="7340600" cy="1628775"/>
+            <wp:effectExtent l="0" t="0" r="0" b="9525"/>
+            <wp:wrapNone/>
+            <wp:docPr id="4" name="Рисунок 4"/>
             <wp:cNvGraphicFramePr>
               <a:graphicFrameLocks xmlns:a="http://schemas.openxmlformats.org/drawingml/2006/main" noChangeAspect="1"/>
             </wp:cNvGraphicFramePr>
@@ -17044,7 +17029,13 @@
                     <pic:cNvPicPr/>
                   </pic:nvPicPr>
                   <pic:blipFill>
-                    <a:blip r:embed="rId21"/>
+                    <a:blip r:embed="rId21">
+                      <a:extLst>
+                        <a:ext uri="{28A0092B-C50C-407E-A947-70E740481C1C}">
+                          <a14:useLocalDpi xmlns:a14="http://schemas.microsoft.com/office/drawing/2010/main" val="0"/>
+                        </a:ext>
+                      </a:extLst>
+                    </a:blip>
                     <a:stretch>
                       <a:fillRect/>
                     </a:stretch>
@@ -17052,7 +17043,7 @@
                   <pic:spPr>
                     <a:xfrm>
                       <a:off x="0" y="0"/>
-                      <a:ext cx="5940425" cy="1076325"/>
+                      <a:ext cx="7340600" cy="1628775"/>
                     </a:xfrm>
                     <a:prstGeom prst="rect">
                       <a:avLst/>
@@ -17061,8 +17052,27 @@
                 </pic:pic>
               </a:graphicData>
             </a:graphic>
-          </wp:inline>
+            <wp14:sizeRelH relativeFrom="margin">
+              <wp14:pctWidth>0</wp14:pctWidth>
+            </wp14:sizeRelH>
+            <wp14:sizeRelV relativeFrom="margin">
+              <wp14:pctHeight>0</wp14:pctHeight>
+            </wp14:sizeRelV>
+          </wp:anchor>
         </w:drawing>
+      </w:r>
+      <w:r>
+        <w:rPr>
+          <w:b/>
+        </w:rPr>
+        <w:t>Вывод</w:t>
+      </w:r>
+      <w:r>
+        <w:rPr>
+          <w:b/>
+          <w:lang w:val="en-US"/>
+        </w:rPr>
+        <w:t>:</w:t>
       </w:r>
     </w:p>
     <w:p>
@@ -17084,10 +17094,56 @@
           <w:lang w:val="en-US"/>
         </w:rPr>
       </w:pPr>
-      <w:r>
+    </w:p>
+    <w:p>
+      <w:pPr>
+        <w:ind w:firstLine="0"/>
+        <w:jc w:val="left"/>
         <w:rPr>
           <w:b/>
-        </w:rPr>
+          <w:lang w:val="en-US"/>
+        </w:rPr>
+      </w:pPr>
+    </w:p>
+    <w:p>
+      <w:pPr>
+        <w:ind w:firstLine="0"/>
+        <w:jc w:val="left"/>
+        <w:rPr>
+          <w:b/>
+          <w:lang w:val="en-US"/>
+        </w:rPr>
+      </w:pPr>
+    </w:p>
+    <w:p>
+      <w:pPr>
+        <w:ind w:firstLine="0"/>
+        <w:jc w:val="left"/>
+        <w:rPr>
+          <w:b/>
+        </w:rPr>
+      </w:pPr>
+      <w:r>
+        <w:rPr>
+          <w:b/>
+        </w:rPr>
+        <w:br w:type="page"/>
+      </w:r>
+    </w:p>
+    <w:p>
+      <w:pPr>
+        <w:ind w:firstLine="0"/>
+        <w:jc w:val="left"/>
+        <w:rPr>
+          <w:b/>
+          <w:lang w:val="en-US"/>
+        </w:rPr>
+      </w:pPr>
+      <w:r>
+        <w:rPr>
+          <w:b/>
+        </w:rPr>
+        <w:lastRenderedPageBreak/>
         <w:t>Диаграммы</w:t>
       </w:r>
       <w:r>
@@ -17176,7 +17232,6 @@
         <w:rPr>
           <w:noProof/>
         </w:rPr>
-        <w:lastRenderedPageBreak/>
         <w:drawing>
           <wp:inline distT="0" distB="0" distL="0" distR="0" wp14:anchorId="4065EF86" wp14:editId="2F190940">
             <wp:extent cx="4064145" cy="3048000"/>
@@ -17241,6 +17296,7 @@
         <w:rPr>
           <w:noProof/>
         </w:rPr>
+        <w:lastRenderedPageBreak/>
         <w:drawing>
           <wp:inline distT="0" distB="0" distL="0" distR="0" wp14:anchorId="4D8F68E0" wp14:editId="1D988CBE">
             <wp:extent cx="4105275" cy="3082299"/>
@@ -18240,7 +18296,6 @@
           <w:szCs w:val="21"/>
           <w:lang w:val="en-US" w:eastAsia="ru-RU"/>
         </w:rPr>
-        <w:lastRenderedPageBreak/>
         <w:t xml:space="preserve">    k12 </w:t>
       </w:r>
       <w:r>
@@ -19487,6 +19542,7 @@
           <w:szCs w:val="21"/>
           <w:lang w:val="en-US" w:eastAsia="ru-RU"/>
         </w:rPr>
+        <w:lastRenderedPageBreak/>
         <w:t># Create a T-</w:t>
       </w:r>
       <w:proofErr w:type="spellStart"/>
@@ -28003,7 +28059,6 @@
         <w:rPr>
           <w:b/>
         </w:rPr>
-        <w:lastRenderedPageBreak/>
         <w:t>Вывод:</w:t>
       </w:r>
     </w:p>
@@ -28021,10 +28076,10 @@
           <w:sz w:val="24"/>
         </w:rPr>
         <w:drawing>
-          <wp:inline distT="0" distB="0" distL="0" distR="0" wp14:anchorId="633B91FA" wp14:editId="4386BF92">
-            <wp:extent cx="5940425" cy="1156970"/>
-            <wp:effectExtent l="0" t="0" r="3175" b="5080"/>
-            <wp:docPr id="20" name="Рисунок 20"/>
+          <wp:inline distT="0" distB="0" distL="0" distR="0" wp14:anchorId="05F9A542" wp14:editId="1C9BB4CC">
+            <wp:extent cx="5940425" cy="1379220"/>
+            <wp:effectExtent l="0" t="0" r="3175" b="0"/>
+            <wp:docPr id="21" name="Рисунок 21"/>
             <wp:cNvGraphicFramePr>
               <a:graphicFrameLocks xmlns:a="http://schemas.openxmlformats.org/drawingml/2006/main" noChangeAspect="1"/>
             </wp:cNvGraphicFramePr>
@@ -28044,7 +28099,7 @@
                   <pic:spPr>
                     <a:xfrm>
                       <a:off x="0" y="0"/>
-                      <a:ext cx="5940425" cy="1156970"/>
+                      <a:ext cx="5940425" cy="1379220"/>
                     </a:xfrm>
                     <a:prstGeom prst="rect">
                       <a:avLst/>
@@ -28087,6 +28142,7 @@
         <w:rPr>
           <w:noProof/>
         </w:rPr>
+        <w:lastRenderedPageBreak/>
         <w:drawing>
           <wp:inline distT="0" distB="0" distL="0" distR="0" wp14:anchorId="7B5223A7" wp14:editId="31200E5E">
             <wp:extent cx="3505325" cy="2628900"/>
@@ -28215,7 +28271,6 @@
         <w:rPr>
           <w:noProof/>
         </w:rPr>
-        <w:lastRenderedPageBreak/>
         <w:drawing>
           <wp:inline distT="0" distB="0" distL="0" distR="0" wp14:anchorId="0289D5AA" wp14:editId="33D05BAA">
             <wp:extent cx="3924300" cy="2946421"/>
@@ -28265,13 +28320,6 @@
           </wp:inline>
         </w:drawing>
       </w:r>
-      <w:r>
-        <w:rPr>
-          <w:b/>
-          <w:sz w:val="24"/>
-        </w:rPr>
-        <w:br w:type="page"/>
-      </w:r>
     </w:p>
     <w:p>
       <w:pPr>
@@ -28279,12 +28327,28 @@
         <w:ind w:firstLine="0"/>
         <w:jc w:val="left"/>
         <w:rPr>
-          <w:rFonts w:eastAsiaTheme="minorEastAsia" w:cs="Times New Roman"/>
           <w:b/>
-          <w:iCs/>
-          <w:szCs w:val="28"/>
-        </w:rPr>
-      </w:pPr>
+          <w:sz w:val="24"/>
+        </w:rPr>
+      </w:pPr>
+    </w:p>
+    <w:p>
+      <w:pPr>
+        <w:spacing w:line="240" w:lineRule="auto"/>
+        <w:ind w:firstLine="0"/>
+        <w:jc w:val="left"/>
+        <w:rPr>
+          <w:b/>
+          <w:sz w:val="24"/>
+        </w:rPr>
+      </w:pPr>
+      <w:r>
+        <w:rPr>
+          <w:b/>
+          <w:sz w:val="24"/>
+        </w:rPr>
+        <w:br w:type="page"/>
+      </w:r>
       <w:r>
         <w:rPr>
           <w:rFonts w:eastAsiaTheme="minorEastAsia" w:cs="Times New Roman"/>
@@ -28335,7 +28399,7 @@
           <w:szCs w:val="28"/>
         </w:rPr>
         <w:drawing>
-          <wp:inline distT="0" distB="0" distL="0" distR="0" wp14:anchorId="5B99C482" wp14:editId="37187722">
+          <wp:inline distT="0" distB="0" distL="0" distR="0" wp14:anchorId="5B99C482" wp14:editId="464B09CB">
             <wp:extent cx="6019800" cy="4524985"/>
             <wp:effectExtent l="0" t="0" r="0" b="9525"/>
             <wp:docPr id="22" name="Рисунок 22"/>
@@ -28367,7 +28431,7 @@
                   <pic:spPr bwMode="auto">
                     <a:xfrm>
                       <a:off x="0" y="0"/>
-                      <a:ext cx="6038147" cy="4538776"/>
+                      <a:ext cx="6019800" cy="4524985"/>
                     </a:xfrm>
                     <a:prstGeom prst="rect">
                       <a:avLst/>
@@ -28466,19 +28530,8 @@
         <w:jc w:val="left"/>
         <w:rPr>
           <w:rFonts w:eastAsiaTheme="minorEastAsia" w:cs="Times New Roman"/>
-          <w:b/>
+          <w:bCs/>
           <w:iCs/>
-          <w:szCs w:val="28"/>
-        </w:rPr>
-      </w:pPr>
-    </w:p>
-    <w:p>
-      <w:pPr>
-        <w:ind w:firstLine="0"/>
-        <w:jc w:val="center"/>
-        <w:rPr>
-          <w:rFonts w:cs="Times New Roman"/>
-          <w:b/>
           <w:szCs w:val="28"/>
         </w:rPr>
       </w:pPr>
@@ -28489,9 +28542,9 @@
           <w:iCs/>
           <w:szCs w:val="28"/>
         </w:rPr>
-        <w:t xml:space="preserve">Анализ процесса нагревания </w:t>
-      </w:r>
-      <w:proofErr w:type="spellStart"/>
+        <w:lastRenderedPageBreak/>
+        <w:t>Вид</w:t>
+      </w:r>
       <w:r>
         <w:rPr>
           <w:rFonts w:eastAsiaTheme="minorEastAsia" w:cs="Times New Roman"/>
@@ -28499,9 +28552,8 @@
           <w:iCs/>
           <w:szCs w:val="28"/>
         </w:rPr>
-        <w:t>эквимолярной</w:t>
-      </w:r>
-      <w:proofErr w:type="spellEnd"/>
+        <w:t xml:space="preserve"> диаграммы</w:t>
+      </w:r>
       <w:r>
         <w:rPr>
           <w:rFonts w:eastAsiaTheme="minorEastAsia" w:cs="Times New Roman"/>
@@ -28509,27 +28561,59 @@
           <w:iCs/>
           <w:szCs w:val="28"/>
         </w:rPr>
-        <w:t xml:space="preserve"> (50:50) смеси жидкостей вплоть до образования </w:t>
+        <w:t xml:space="preserve">: </w:t>
+      </w:r>
+      <w:r>
+        <w:rPr>
+          <w:rFonts w:eastAsiaTheme="minorEastAsia" w:cs="Times New Roman"/>
+          <w:bCs/>
+          <w:iCs/>
+          <w:szCs w:val="28"/>
+        </w:rPr>
+        <w:t xml:space="preserve">Диаграмма кипения с </w:t>
       </w:r>
       <w:proofErr w:type="spellStart"/>
       <w:r>
         <w:rPr>
           <w:rFonts w:eastAsiaTheme="minorEastAsia" w:cs="Times New Roman"/>
+          <w:bCs/>
+          <w:iCs/>
+          <w:szCs w:val="28"/>
+        </w:rPr>
+        <w:t>азеотропом</w:t>
+      </w:r>
+      <w:proofErr w:type="spellEnd"/>
+      <w:r>
+        <w:rPr>
+          <w:rFonts w:eastAsiaTheme="minorEastAsia" w:cs="Times New Roman"/>
+          <w:bCs/>
+          <w:iCs/>
+          <w:szCs w:val="28"/>
+        </w:rPr>
+        <w:t xml:space="preserve"> в точке ≈ 0.36 и отрицательным отклонением от закона Рауля</w:t>
+      </w:r>
+    </w:p>
+    <w:p>
+      <w:pPr>
+        <w:spacing w:line="240" w:lineRule="auto"/>
+        <w:ind w:firstLine="0"/>
+        <w:jc w:val="center"/>
+        <w:rPr>
+          <w:rFonts w:cs="Times New Roman"/>
           <w:b/>
-          <w:iCs/>
-          <w:szCs w:val="28"/>
-        </w:rPr>
-        <w:t>эквимолярного</w:t>
-      </w:r>
-      <w:proofErr w:type="spellEnd"/>
-      <w:r>
-        <w:rPr>
-          <w:rFonts w:eastAsiaTheme="minorEastAsia" w:cs="Times New Roman"/>
+          <w:bCs/>
+          <w:szCs w:val="28"/>
+        </w:rPr>
+      </w:pPr>
+      <w:r>
+        <w:rPr>
+          <w:rFonts w:ascii="Calibri" w:hAnsi="Calibri"/>
           <w:b/>
-          <w:iCs/>
-          <w:szCs w:val="28"/>
-        </w:rPr>
-        <w:t xml:space="preserve"> пара</w:t>
+          <w:bCs/>
+          <w:color w:val="000000"/>
+          <w:shd w:val="clear" w:color="auto" w:fill="FFFFFF"/>
+        </w:rPr>
+        <w:t>Анализ нагревания для раствора, содержащего 0,8 ацетона</w:t>
       </w:r>
     </w:p>
     <w:p>
@@ -28571,23 +28655,7 @@
           <w:rFonts w:cs="Times New Roman"/>
           <w:szCs w:val="28"/>
         </w:rPr>
-        <w:t xml:space="preserve">Первый пузырек пара появляется при температуре 336,5 К (изотерма </w:t>
-      </w:r>
-      <w:proofErr w:type="spellStart"/>
-      <w:r>
-        <w:rPr>
-          <w:rFonts w:cs="Times New Roman"/>
-          <w:szCs w:val="28"/>
-        </w:rPr>
-        <w:t>bd</w:t>
-      </w:r>
-      <w:proofErr w:type="spellEnd"/>
-      <w:r>
-        <w:rPr>
-          <w:rFonts w:cs="Times New Roman"/>
-          <w:szCs w:val="28"/>
-        </w:rPr>
-        <w:t>). Молярная доля ацетона в паре составляет 55%.</w:t>
+        <w:t xml:space="preserve">Первый пузырек пара появляется при температуре 332,48 К Молярная доля ацетона в первом пузырьке пара составляет 87,9% </w:t>
       </w:r>
     </w:p>
     <w:p>
@@ -28609,23 +28677,7 @@
           <w:rFonts w:cs="Times New Roman"/>
           <w:szCs w:val="28"/>
         </w:rPr>
-        <w:t xml:space="preserve">В произвольной точке O внутри двухфазной области при температуре 336,6 К (изотерма </w:t>
-      </w:r>
-      <w:proofErr w:type="spellStart"/>
-      <w:r>
-        <w:rPr>
-          <w:rFonts w:cs="Times New Roman"/>
-          <w:szCs w:val="28"/>
-        </w:rPr>
-        <w:t>mn</w:t>
-      </w:r>
-      <w:proofErr w:type="spellEnd"/>
-      <w:r>
-        <w:rPr>
-          <w:rFonts w:cs="Times New Roman"/>
-          <w:szCs w:val="28"/>
-        </w:rPr>
-        <w:t>) жидкая фаза содержит 48% ацетона, а паровая фаза содержит 53% ацетона.</w:t>
+        <w:t>В произвольной точке O внутри двухфазной области при температуре 333,32 К (изотерма равновесия) система находится в парожидкостном равновесии. При данной температуре:</w:t>
       </w:r>
     </w:p>
     <w:p>
@@ -28647,7 +28699,58 @@
           <w:rFonts w:cs="Times New Roman"/>
           <w:szCs w:val="28"/>
         </w:rPr>
-        <w:t>При 336,7 К вся жидкая фаза превратится в пар, молярная доля ацетона в котором составит 50%. Молярный состав последней капли жидкости при этой температуре будет составлять 46% ацетона.</w:t>
+        <w:t xml:space="preserve">При температуре примерно 333,8 </w:t>
+      </w:r>
+      <w:r>
+        <w:rPr>
+          <w:rFonts w:cs="Times New Roman"/>
+          <w:szCs w:val="28"/>
+        </w:rPr>
+        <w:t>К</w:t>
+      </w:r>
+      <w:r>
+        <w:rPr>
+          <w:rFonts w:cs="Times New Roman"/>
+          <w:szCs w:val="28"/>
+        </w:rPr>
+        <w:t xml:space="preserve"> вся жидкая фаза превратится в пар</w:t>
+      </w:r>
+      <w:proofErr w:type="gramStart"/>
+      <w:r>
+        <w:rPr>
+          <w:rFonts w:cs="Times New Roman"/>
+          <w:szCs w:val="28"/>
+        </w:rPr>
+        <w:t>.</w:t>
+      </w:r>
+      <w:proofErr w:type="gramEnd"/>
+      <w:r>
+        <w:rPr>
+          <w:rFonts w:cs="Times New Roman"/>
+          <w:szCs w:val="28"/>
+        </w:rPr>
+        <w:t xml:space="preserve"> </w:t>
+      </w:r>
+      <w:r>
+        <w:rPr>
+          <w:rFonts w:cs="Times New Roman"/>
+          <w:szCs w:val="28"/>
+        </w:rPr>
+        <w:t>молярная доля ацетона в котором составит</w:t>
+      </w:r>
+      <w:r>
+        <w:rPr>
+          <w:rFonts w:cs="Times New Roman"/>
+          <w:szCs w:val="28"/>
+        </w:rPr>
+        <w:t xml:space="preserve"> </w:t>
+      </w:r>
+      <w:r>
+        <w:rPr>
+          <w:rFonts w:cs="Times New Roman"/>
+          <w:szCs w:val="28"/>
+        </w:rPr>
+        <w:t>80%. Молярный состав последней капли жидкости перед её исчезновением будет составлять 72% ацетона.</w:t>
       </w:r>
     </w:p>
     <w:p>
@@ -28692,7 +28795,7 @@
       <w:tr>
         <w:tc>
           <w:tcPr>
-            <w:tcW w:w="1038" w:type="dxa"/>
+            <w:tcW w:w="954" w:type="dxa"/>
             <w:vMerge w:val="restart"/>
           </w:tcPr>
           <w:p>
@@ -28716,7 +28819,7 @@
         </w:tc>
         <w:tc>
           <w:tcPr>
-            <w:tcW w:w="1038" w:type="dxa"/>
+            <w:tcW w:w="1036" w:type="dxa"/>
             <w:vMerge w:val="restart"/>
           </w:tcPr>
           <w:p>
@@ -28740,7 +28843,7 @@
         </w:tc>
         <w:tc>
           <w:tcPr>
-            <w:tcW w:w="1038" w:type="dxa"/>
+            <w:tcW w:w="986" w:type="dxa"/>
             <w:vMerge w:val="restart"/>
           </w:tcPr>
           <w:p>
@@ -28764,7 +28867,7 @@
         </w:tc>
         <w:tc>
           <w:tcPr>
-            <w:tcW w:w="1038" w:type="dxa"/>
+            <w:tcW w:w="986" w:type="dxa"/>
             <w:vMerge w:val="restart"/>
           </w:tcPr>
           <w:p>
@@ -28788,7 +28891,7 @@
         </w:tc>
         <w:tc>
           <w:tcPr>
-            <w:tcW w:w="1038" w:type="dxa"/>
+            <w:tcW w:w="1116" w:type="dxa"/>
             <w:vMerge w:val="restart"/>
           </w:tcPr>
           <w:p>
@@ -28812,7 +28915,7 @@
         </w:tc>
         <w:tc>
           <w:tcPr>
-            <w:tcW w:w="2077" w:type="dxa"/>
+            <w:tcW w:w="2133" w:type="dxa"/>
             <w:gridSpan w:val="2"/>
             <w:vAlign w:val="center"/>
           </w:tcPr>
@@ -28837,7 +28940,7 @@
         </w:tc>
         <w:tc>
           <w:tcPr>
-            <w:tcW w:w="2078" w:type="dxa"/>
+            <w:tcW w:w="2134" w:type="dxa"/>
             <w:gridSpan w:val="2"/>
             <w:vAlign w:val="center"/>
           </w:tcPr>
@@ -28864,7 +28967,7 @@
       <w:tr>
         <w:tc>
           <w:tcPr>
-            <w:tcW w:w="1038" w:type="dxa"/>
+            <w:tcW w:w="954" w:type="dxa"/>
             <w:vMerge/>
           </w:tcPr>
           <w:p>
@@ -28881,7 +28984,7 @@
         </w:tc>
         <w:tc>
           <w:tcPr>
-            <w:tcW w:w="1038" w:type="dxa"/>
+            <w:tcW w:w="1036" w:type="dxa"/>
             <w:vMerge/>
           </w:tcPr>
           <w:p>
@@ -28897,7 +29000,7 @@
         </w:tc>
         <w:tc>
           <w:tcPr>
-            <w:tcW w:w="1038" w:type="dxa"/>
+            <w:tcW w:w="986" w:type="dxa"/>
             <w:vMerge/>
           </w:tcPr>
           <w:p>
@@ -28913,7 +29016,7 @@
         </w:tc>
         <w:tc>
           <w:tcPr>
-            <w:tcW w:w="1038" w:type="dxa"/>
+            <w:tcW w:w="986" w:type="dxa"/>
             <w:vMerge/>
           </w:tcPr>
           <w:p>
@@ -28929,7 +29032,7 @@
         </w:tc>
         <w:tc>
           <w:tcPr>
-            <w:tcW w:w="1038" w:type="dxa"/>
+            <w:tcW w:w="1116" w:type="dxa"/>
             <w:vMerge/>
           </w:tcPr>
           <w:p>
@@ -28945,7 +29048,7 @@
         </w:tc>
         <w:tc>
           <w:tcPr>
-            <w:tcW w:w="1038" w:type="dxa"/>
+            <w:tcW w:w="1017" w:type="dxa"/>
           </w:tcPr>
           <w:p>
             <w:pPr>
@@ -28968,7 +29071,7 @@
         </w:tc>
         <w:tc>
           <w:tcPr>
-            <w:tcW w:w="1039" w:type="dxa"/>
+            <w:tcW w:w="1116" w:type="dxa"/>
           </w:tcPr>
           <w:p>
             <w:pPr>
@@ -28991,7 +29094,7 @@
         </w:tc>
         <w:tc>
           <w:tcPr>
-            <w:tcW w:w="1039" w:type="dxa"/>
+            <w:tcW w:w="1018" w:type="dxa"/>
           </w:tcPr>
           <w:p>
             <w:pPr>
@@ -29014,7 +29117,7 @@
         </w:tc>
         <w:tc>
           <w:tcPr>
-            <w:tcW w:w="1039" w:type="dxa"/>
+            <w:tcW w:w="1116" w:type="dxa"/>
           </w:tcPr>
           <w:p>
             <w:pPr>
@@ -29039,7 +29142,7 @@
       <w:tr>
         <w:tc>
           <w:tcPr>
-            <w:tcW w:w="1038" w:type="dxa"/>
+            <w:tcW w:w="954" w:type="dxa"/>
           </w:tcPr>
           <w:p>
             <w:pPr>
@@ -29062,7 +29165,7 @@
         </w:tc>
         <w:tc>
           <w:tcPr>
-            <w:tcW w:w="1038" w:type="dxa"/>
+            <w:tcW w:w="1036" w:type="dxa"/>
           </w:tcPr>
           <w:p>
             <w:pPr>
@@ -29080,13 +29183,13 @@
                 <w:szCs w:val="21"/>
                 <w:lang w:eastAsia="ru-RU"/>
               </w:rPr>
-              <w:t>334.817</w:t>
+              <w:t>333.640</w:t>
             </w:r>
           </w:p>
         </w:tc>
         <w:tc>
           <w:tcPr>
-            <w:tcW w:w="1038" w:type="dxa"/>
+            <w:tcW w:w="986" w:type="dxa"/>
           </w:tcPr>
           <w:p>
             <w:pPr>
@@ -29109,7 +29212,7 @@
         </w:tc>
         <w:tc>
           <w:tcPr>
-            <w:tcW w:w="1038" w:type="dxa"/>
+            <w:tcW w:w="986" w:type="dxa"/>
           </w:tcPr>
           <w:p>
             <w:pPr>
@@ -29124,13 +29227,19 @@
               <w:rPr>
                 <w:sz w:val="24"/>
               </w:rPr>
-              <w:t>0.06</w:t>
+              <w:t>0.</w:t>
+            </w:r>
+            <w:r>
+              <w:rPr>
+                <w:sz w:val="24"/>
+              </w:rPr>
+              <w:t>73</w:t>
             </w:r>
           </w:p>
         </w:tc>
         <w:tc>
           <w:tcPr>
-            <w:tcW w:w="1038" w:type="dxa"/>
+            <w:tcW w:w="1116" w:type="dxa"/>
           </w:tcPr>
           <w:p>
             <w:pPr>
@@ -29145,55 +29254,13 @@
               <w:rPr>
                 <w:sz w:val="24"/>
               </w:rPr>
-              <w:t>0.037680</w:t>
+              <w:t>0.817000</w:t>
             </w:r>
           </w:p>
         </w:tc>
         <w:tc>
           <w:tcPr>
-            <w:tcW w:w="1038" w:type="dxa"/>
-          </w:tcPr>
-          <w:p>
-            <w:pPr>
-              <w:spacing w:line="240" w:lineRule="auto"/>
-              <w:ind w:firstLine="0"/>
-              <w:jc w:val="left"/>
-              <w:rPr>
-                <w:sz w:val="24"/>
-              </w:rPr>
-            </w:pPr>
-            <w:r>
-              <w:rPr>
-                <w:sz w:val="24"/>
-              </w:rPr>
-              <w:t>0.0587</w:t>
-            </w:r>
-          </w:p>
-        </w:tc>
-        <w:tc>
-          <w:tcPr>
-            <w:tcW w:w="1039" w:type="dxa"/>
-          </w:tcPr>
-          <w:p>
-            <w:pPr>
-              <w:spacing w:line="240" w:lineRule="auto"/>
-              <w:ind w:firstLine="0"/>
-              <w:jc w:val="left"/>
-              <w:rPr>
-                <w:sz w:val="24"/>
-              </w:rPr>
-            </w:pPr>
-            <w:r>
-              <w:rPr>
-                <w:sz w:val="24"/>
-              </w:rPr>
-              <w:t>0.048840</w:t>
-            </w:r>
-          </w:p>
-        </w:tc>
-        <w:tc>
-          <w:tcPr>
-            <w:tcW w:w="1039" w:type="dxa"/>
+            <w:tcW w:w="1017" w:type="dxa"/>
           </w:tcPr>
           <w:p>
             <w:pPr>
@@ -29214,7 +29281,7 @@
         </w:tc>
         <w:tc>
           <w:tcPr>
-            <w:tcW w:w="1039" w:type="dxa"/>
+            <w:tcW w:w="1116" w:type="dxa"/>
           </w:tcPr>
           <w:p>
             <w:pPr>
@@ -29229,7 +29296,49 @@
               <w:rPr>
                 <w:sz w:val="24"/>
               </w:rPr>
-              <w:t>0.048840</w:t>
+              <w:t>0.773500</w:t>
+            </w:r>
+          </w:p>
+        </w:tc>
+        <w:tc>
+          <w:tcPr>
+            <w:tcW w:w="1018" w:type="dxa"/>
+          </w:tcPr>
+          <w:p>
+            <w:pPr>
+              <w:spacing w:line="240" w:lineRule="auto"/>
+              <w:ind w:firstLine="0"/>
+              <w:jc w:val="left"/>
+              <w:rPr>
+                <w:sz w:val="24"/>
+              </w:rPr>
+            </w:pPr>
+            <w:r>
+              <w:rPr>
+                <w:sz w:val="24"/>
+              </w:rPr>
+              <w:t>0.6876</w:t>
+            </w:r>
+          </w:p>
+        </w:tc>
+        <w:tc>
+          <w:tcPr>
+            <w:tcW w:w="1116" w:type="dxa"/>
+          </w:tcPr>
+          <w:p>
+            <w:pPr>
+              <w:spacing w:line="240" w:lineRule="auto"/>
+              <w:ind w:firstLine="0"/>
+              <w:jc w:val="left"/>
+              <w:rPr>
+                <w:sz w:val="24"/>
+              </w:rPr>
+            </w:pPr>
+            <w:r>
+              <w:rPr>
+                <w:sz w:val="24"/>
+              </w:rPr>
+              <w:t>0.776181</w:t>
             </w:r>
           </w:p>
         </w:tc>
@@ -29237,7 +29346,7 @@
       <w:tr>
         <w:tc>
           <w:tcPr>
-            <w:tcW w:w="1038" w:type="dxa"/>
+            <w:tcW w:w="954" w:type="dxa"/>
           </w:tcPr>
           <w:p>
             <w:pPr>
@@ -29260,7 +29369,7 @@
         </w:tc>
         <w:tc>
           <w:tcPr>
-            <w:tcW w:w="1038" w:type="dxa"/>
+            <w:tcW w:w="1036" w:type="dxa"/>
           </w:tcPr>
           <w:p>
             <w:pPr>
@@ -29275,13 +29384,13 @@
               <w:rPr>
                 <w:sz w:val="24"/>
               </w:rPr>
-              <w:t>336.962</w:t>
+              <w:t>332.815</w:t>
             </w:r>
           </w:p>
         </w:tc>
         <w:tc>
           <w:tcPr>
-            <w:tcW w:w="1038" w:type="dxa"/>
+            <w:tcW w:w="986" w:type="dxa"/>
           </w:tcPr>
           <w:p>
             <w:pPr>
@@ -29304,7 +29413,7 @@
         </w:tc>
         <w:tc>
           <w:tcPr>
-            <w:tcW w:w="1038" w:type="dxa"/>
+            <w:tcW w:w="986" w:type="dxa"/>
           </w:tcPr>
           <w:p>
             <w:pPr>
@@ -29319,13 +29428,19 @@
               <w:rPr>
                 <w:sz w:val="24"/>
               </w:rPr>
-              <w:t>0.30</w:t>
+              <w:t>0.</w:t>
+            </w:r>
+            <w:r>
+              <w:rPr>
+                <w:sz w:val="24"/>
+              </w:rPr>
+              <w:t>78</w:t>
             </w:r>
           </w:p>
         </w:tc>
         <w:tc>
           <w:tcPr>
-            <w:tcW w:w="1038" w:type="dxa"/>
+            <w:tcW w:w="1116" w:type="dxa"/>
           </w:tcPr>
           <w:p>
             <w:pPr>
@@ -29340,55 +29455,13 @@
               <w:rPr>
                 <w:sz w:val="24"/>
               </w:rPr>
-              <w:t>0.282070</w:t>
+              <w:t>0.861500</w:t>
             </w:r>
           </w:p>
         </w:tc>
         <w:tc>
           <w:tcPr>
-            <w:tcW w:w="1038" w:type="dxa"/>
-          </w:tcPr>
-          <w:p>
-            <w:pPr>
-              <w:spacing w:line="240" w:lineRule="auto"/>
-              <w:ind w:firstLine="0"/>
-              <w:jc w:val="left"/>
-              <w:rPr>
-                <w:sz w:val="24"/>
-              </w:rPr>
-            </w:pPr>
-            <w:r>
-              <w:rPr>
-                <w:sz w:val="24"/>
-              </w:rPr>
-              <w:t>0.2768</w:t>
-            </w:r>
-          </w:p>
-        </w:tc>
-        <w:tc>
-          <w:tcPr>
-            <w:tcW w:w="1039" w:type="dxa"/>
-          </w:tcPr>
-          <w:p>
-            <w:pPr>
-              <w:spacing w:line="240" w:lineRule="auto"/>
-              <w:ind w:firstLine="0"/>
-              <w:jc w:val="left"/>
-              <w:rPr>
-                <w:sz w:val="24"/>
-              </w:rPr>
-            </w:pPr>
-            <w:r>
-              <w:rPr>
-                <w:sz w:val="24"/>
-              </w:rPr>
-              <w:t>0.291035</w:t>
-            </w:r>
-          </w:p>
-        </w:tc>
-        <w:tc>
-          <w:tcPr>
-            <w:tcW w:w="1039" w:type="dxa"/>
+            <w:tcW w:w="1017" w:type="dxa"/>
           </w:tcPr>
           <w:p>
             <w:pPr>
@@ -29409,7 +29482,7 @@
         </w:tc>
         <w:tc>
           <w:tcPr>
-            <w:tcW w:w="1039" w:type="dxa"/>
+            <w:tcW w:w="1116" w:type="dxa"/>
           </w:tcPr>
           <w:p>
             <w:pPr>
@@ -29424,7 +29497,49 @@
               <w:rPr>
                 <w:sz w:val="24"/>
               </w:rPr>
-              <w:t>0.291035</w:t>
+              <w:t>0.820750</w:t>
+            </w:r>
+          </w:p>
+        </w:tc>
+        <w:tc>
+          <w:tcPr>
+            <w:tcW w:w="1018" w:type="dxa"/>
+          </w:tcPr>
+          <w:p>
+            <w:pPr>
+              <w:spacing w:line="240" w:lineRule="auto"/>
+              <w:ind w:firstLine="0"/>
+              <w:jc w:val="left"/>
+              <w:rPr>
+                <w:sz w:val="24"/>
+              </w:rPr>
+            </w:pPr>
+            <w:r>
+              <w:rPr>
+                <w:sz w:val="24"/>
+              </w:rPr>
+              <w:t>0.7391</w:t>
+            </w:r>
+          </w:p>
+        </w:tc>
+        <w:tc>
+          <w:tcPr>
+            <w:tcW w:w="1116" w:type="dxa"/>
+          </w:tcPr>
+          <w:p>
+            <w:pPr>
+              <w:spacing w:line="240" w:lineRule="auto"/>
+              <w:ind w:firstLine="0"/>
+              <w:jc w:val="left"/>
+              <w:rPr>
+                <w:sz w:val="24"/>
+              </w:rPr>
+            </w:pPr>
+            <w:r>
+              <w:rPr>
+                <w:sz w:val="24"/>
+              </w:rPr>
+              <w:t>0.826845</w:t>
             </w:r>
           </w:p>
         </w:tc>
@@ -29432,7 +29547,7 @@
       <w:tr>
         <w:tc>
           <w:tcPr>
-            <w:tcW w:w="1038" w:type="dxa"/>
+            <w:tcW w:w="954" w:type="dxa"/>
           </w:tcPr>
           <w:p>
             <w:pPr>
@@ -29455,7 +29570,7 @@
         </w:tc>
         <w:tc>
           <w:tcPr>
-            <w:tcW w:w="1038" w:type="dxa"/>
+            <w:tcW w:w="1036" w:type="dxa"/>
           </w:tcPr>
           <w:p>
             <w:pPr>
@@ -29470,19 +29585,13 @@
               <w:rPr>
                 <w:sz w:val="24"/>
               </w:rPr>
-              <w:t>336.</w:t>
-            </w:r>
-            <w:r>
-              <w:rPr>
-                <w:sz w:val="24"/>
-              </w:rPr>
-              <w:t>061</w:t>
+              <w:t>333.320</w:t>
             </w:r>
           </w:p>
         </w:tc>
         <w:tc>
           <w:tcPr>
-            <w:tcW w:w="1038" w:type="dxa"/>
+            <w:tcW w:w="986" w:type="dxa"/>
           </w:tcPr>
           <w:p>
             <w:pPr>
@@ -29505,7 +29614,7 @@
         </w:tc>
         <w:tc>
           <w:tcPr>
-            <w:tcW w:w="1038" w:type="dxa"/>
+            <w:tcW w:w="986" w:type="dxa"/>
           </w:tcPr>
           <w:p>
             <w:pPr>
@@ -29520,13 +29629,19 @@
               <w:rPr>
                 <w:sz w:val="24"/>
               </w:rPr>
-              <w:t>0.55</w:t>
+              <w:t>0.</w:t>
+            </w:r>
+            <w:r>
+              <w:rPr>
+                <w:sz w:val="24"/>
+              </w:rPr>
+              <w:t>75</w:t>
             </w:r>
           </w:p>
         </w:tc>
         <w:tc>
           <w:tcPr>
-            <w:tcW w:w="1038" w:type="dxa"/>
+            <w:tcW w:w="1116" w:type="dxa"/>
           </w:tcPr>
           <w:p>
             <w:pPr>
@@ -29541,55 +29656,13 @@
               <w:rPr>
                 <w:sz w:val="24"/>
               </w:rPr>
-              <w:t>0.614500</w:t>
+              <w:t>0.835822</w:t>
             </w:r>
           </w:p>
         </w:tc>
         <w:tc>
           <w:tcPr>
-            <w:tcW w:w="1038" w:type="dxa"/>
-          </w:tcPr>
-          <w:p>
-            <w:pPr>
-              <w:spacing w:line="240" w:lineRule="auto"/>
-              <w:ind w:firstLine="0"/>
-              <w:jc w:val="left"/>
-              <w:rPr>
-                <w:sz w:val="24"/>
-              </w:rPr>
-            </w:pPr>
-            <w:r>
-              <w:rPr>
-                <w:sz w:val="24"/>
-              </w:rPr>
-              <w:t>0.4745</w:t>
-            </w:r>
-          </w:p>
-        </w:tc>
-        <w:tc>
-          <w:tcPr>
-            <w:tcW w:w="1039" w:type="dxa"/>
-          </w:tcPr>
-          <w:p>
-            <w:pPr>
-              <w:spacing w:line="240" w:lineRule="auto"/>
-              <w:ind w:firstLine="0"/>
-              <w:jc w:val="left"/>
-              <w:rPr>
-                <w:sz w:val="24"/>
-              </w:rPr>
-            </w:pPr>
-            <w:r>
-              <w:rPr>
-                <w:sz w:val="24"/>
-              </w:rPr>
-              <w:t>0.582250</w:t>
-            </w:r>
-          </w:p>
-        </w:tc>
-        <w:tc>
-          <w:tcPr>
-            <w:tcW w:w="1039" w:type="dxa"/>
+            <w:tcW w:w="1017" w:type="dxa"/>
           </w:tcPr>
           <w:p>
             <w:pPr>
@@ -29610,7 +29683,7 @@
         </w:tc>
         <w:tc>
           <w:tcPr>
-            <w:tcW w:w="1039" w:type="dxa"/>
+            <w:tcW w:w="1116" w:type="dxa"/>
           </w:tcPr>
           <w:p>
             <w:pPr>
@@ -29625,7 +29698,49 @@
               <w:rPr>
                 <w:sz w:val="24"/>
               </w:rPr>
-              <w:t>0.582250</w:t>
+              <w:t>0.792911</w:t>
+            </w:r>
+          </w:p>
+        </w:tc>
+        <w:tc>
+          <w:tcPr>
+            <w:tcW w:w="1018" w:type="dxa"/>
+          </w:tcPr>
+          <w:p>
+            <w:pPr>
+              <w:spacing w:line="240" w:lineRule="auto"/>
+              <w:ind w:firstLine="0"/>
+              <w:jc w:val="left"/>
+              <w:rPr>
+                <w:sz w:val="24"/>
+              </w:rPr>
+            </w:pPr>
+            <w:r>
+              <w:rPr>
+                <w:sz w:val="24"/>
+              </w:rPr>
+              <w:t>0.7080</w:t>
+            </w:r>
+          </w:p>
+        </w:tc>
+        <w:tc>
+          <w:tcPr>
+            <w:tcW w:w="1116" w:type="dxa"/>
+          </w:tcPr>
+          <w:p>
+            <w:pPr>
+              <w:spacing w:line="240" w:lineRule="auto"/>
+              <w:ind w:firstLine="0"/>
+              <w:jc w:val="left"/>
+              <w:rPr>
+                <w:sz w:val="24"/>
+              </w:rPr>
+            </w:pPr>
+            <w:r>
+              <w:rPr>
+                <w:sz w:val="24"/>
+              </w:rPr>
+              <w:t>0.796945</w:t>
             </w:r>
           </w:p>
         </w:tc>
@@ -29633,7 +29748,7 @@
       <w:tr>
         <w:tc>
           <w:tcPr>
-            <w:tcW w:w="1038" w:type="dxa"/>
+            <w:tcW w:w="954" w:type="dxa"/>
           </w:tcPr>
           <w:p>
             <w:pPr>
@@ -29656,7 +29771,7 @@
         </w:tc>
         <w:tc>
           <w:tcPr>
-            <w:tcW w:w="1038" w:type="dxa"/>
+            <w:tcW w:w="1036" w:type="dxa"/>
           </w:tcPr>
           <w:p>
             <w:pPr>
@@ -29671,19 +29786,13 @@
               <w:rPr>
                 <w:sz w:val="24"/>
               </w:rPr>
-              <w:t>336.</w:t>
-            </w:r>
-            <w:r>
-              <w:rPr>
-                <w:sz w:val="24"/>
-              </w:rPr>
-              <w:t>320</w:t>
+              <w:t>332.480</w:t>
             </w:r>
           </w:p>
         </w:tc>
         <w:tc>
           <w:tcPr>
-            <w:tcW w:w="1038" w:type="dxa"/>
+            <w:tcW w:w="986" w:type="dxa"/>
           </w:tcPr>
           <w:p>
             <w:pPr>
@@ -29706,7 +29815,7 @@
         </w:tc>
         <w:tc>
           <w:tcPr>
-            <w:tcW w:w="1038" w:type="dxa"/>
+            <w:tcW w:w="986" w:type="dxa"/>
           </w:tcPr>
           <w:p>
             <w:pPr>
@@ -29721,13 +29830,19 @@
               <w:rPr>
                 <w:sz w:val="24"/>
               </w:rPr>
-              <w:t>0.75</w:t>
+              <w:t>0.</w:t>
+            </w:r>
+            <w:r>
+              <w:rPr>
+                <w:sz w:val="24"/>
+              </w:rPr>
+              <w:t>80</w:t>
             </w:r>
           </w:p>
         </w:tc>
         <w:tc>
           <w:tcPr>
-            <w:tcW w:w="1038" w:type="dxa"/>
+            <w:tcW w:w="1116" w:type="dxa"/>
           </w:tcPr>
           <w:p>
             <w:pPr>
@@ -29742,13 +29857,13 @@
               <w:rPr>
                 <w:sz w:val="24"/>
               </w:rPr>
-              <w:t>0.835822</w:t>
+              <w:t>0.878659</w:t>
             </w:r>
           </w:p>
         </w:tc>
         <w:tc>
           <w:tcPr>
-            <w:tcW w:w="1038" w:type="dxa"/>
+            <w:tcW w:w="1017" w:type="dxa"/>
           </w:tcPr>
           <w:p>
             <w:pPr>
@@ -29763,13 +29878,13 @@
               <w:rPr>
                 <w:sz w:val="24"/>
               </w:rPr>
-              <w:t>0.6808</w:t>
+              <w:t>0.0000</w:t>
             </w:r>
           </w:p>
         </w:tc>
         <w:tc>
           <w:tcPr>
-            <w:tcW w:w="1039" w:type="dxa"/>
+            <w:tcW w:w="1116" w:type="dxa"/>
           </w:tcPr>
           <w:p>
             <w:pPr>
@@ -29784,13 +29899,13 @@
               <w:rPr>
                 <w:sz w:val="24"/>
               </w:rPr>
-              <w:t>0.792911</w:t>
+              <w:t>0.839330</w:t>
             </w:r>
           </w:p>
         </w:tc>
         <w:tc>
           <w:tcPr>
-            <w:tcW w:w="1039" w:type="dxa"/>
+            <w:tcW w:w="1018" w:type="dxa"/>
           </w:tcPr>
           <w:p>
             <w:pPr>
@@ -29805,13 +29920,13 @@
               <w:rPr>
                 <w:sz w:val="24"/>
               </w:rPr>
-              <w:t>0.7080</w:t>
+              <w:t>0.7591</w:t>
             </w:r>
           </w:p>
         </w:tc>
         <w:tc>
           <w:tcPr>
-            <w:tcW w:w="1039" w:type="dxa"/>
+            <w:tcW w:w="1116" w:type="dxa"/>
           </w:tcPr>
           <w:p>
             <w:pPr>
@@ -29826,7 +29941,7 @@
               <w:rPr>
                 <w:sz w:val="24"/>
               </w:rPr>
-              <w:t>0.796945</w:t>
+              <w:t>0.845009</w:t>
             </w:r>
           </w:p>
         </w:tc>
@@ -29834,7 +29949,7 @@
       <w:tr>
         <w:tc>
           <w:tcPr>
-            <w:tcW w:w="1038" w:type="dxa"/>
+            <w:tcW w:w="954" w:type="dxa"/>
           </w:tcPr>
           <w:p>
             <w:pPr>
@@ -29857,7 +29972,7 @@
         </w:tc>
         <w:tc>
           <w:tcPr>
-            <w:tcW w:w="1038" w:type="dxa"/>
+            <w:tcW w:w="1036" w:type="dxa"/>
           </w:tcPr>
           <w:p>
             <w:pPr>
@@ -29872,19 +29987,13 @@
               <w:rPr>
                 <w:sz w:val="24"/>
               </w:rPr>
-              <w:t>336.</w:t>
-            </w:r>
-            <w:r>
-              <w:rPr>
-                <w:sz w:val="24"/>
-              </w:rPr>
-              <w:t>390</w:t>
+              <w:t>331.614</w:t>
             </w:r>
           </w:p>
         </w:tc>
         <w:tc>
           <w:tcPr>
-            <w:tcW w:w="1038" w:type="dxa"/>
+            <w:tcW w:w="986" w:type="dxa"/>
           </w:tcPr>
           <w:p>
             <w:pPr>
@@ -29907,7 +30016,7 @@
         </w:tc>
         <w:tc>
           <w:tcPr>
-            <w:tcW w:w="1038" w:type="dxa"/>
+            <w:tcW w:w="986" w:type="dxa"/>
           </w:tcPr>
           <w:p>
             <w:pPr>
@@ -29922,13 +30031,19 @@
               <w:rPr>
                 <w:sz w:val="24"/>
               </w:rPr>
-              <w:t>0.92</w:t>
+              <w:t>0.</w:t>
+            </w:r>
+            <w:r>
+              <w:rPr>
+                <w:sz w:val="24"/>
+              </w:rPr>
+              <w:t>85</w:t>
             </w:r>
           </w:p>
         </w:tc>
         <w:tc>
           <w:tcPr>
-            <w:tcW w:w="1038" w:type="dxa"/>
+            <w:tcW w:w="1116" w:type="dxa"/>
           </w:tcPr>
           <w:p>
             <w:pPr>
@@ -29943,55 +30058,13 @@
               <w:rPr>
                 <w:sz w:val="24"/>
               </w:rPr>
-              <w:t>0.960424</w:t>
+              <w:t>0.916240</w:t>
             </w:r>
           </w:p>
         </w:tc>
         <w:tc>
           <w:tcPr>
-            <w:tcW w:w="1038" w:type="dxa"/>
-          </w:tcPr>
-          <w:p>
-            <w:pPr>
-              <w:spacing w:line="240" w:lineRule="auto"/>
-              <w:ind w:firstLine="0"/>
-              <w:jc w:val="left"/>
-              <w:rPr>
-                <w:sz w:val="24"/>
-              </w:rPr>
-            </w:pPr>
-            <w:r>
-              <w:rPr>
-                <w:sz w:val="24"/>
-              </w:rPr>
-              <w:t>0.8956</w:t>
-            </w:r>
-          </w:p>
-        </w:tc>
-        <w:tc>
-          <w:tcPr>
-            <w:tcW w:w="1039" w:type="dxa"/>
-          </w:tcPr>
-          <w:p>
-            <w:pPr>
-              <w:spacing w:line="240" w:lineRule="auto"/>
-              <w:ind w:firstLine="0"/>
-              <w:jc w:val="left"/>
-              <w:rPr>
-                <w:sz w:val="24"/>
-              </w:rPr>
-            </w:pPr>
-            <w:r>
-              <w:rPr>
-                <w:sz w:val="24"/>
-              </w:rPr>
-              <w:t>0.940212</w:t>
-            </w:r>
-          </w:p>
-        </w:tc>
-        <w:tc>
-          <w:tcPr>
-            <w:tcW w:w="1039" w:type="dxa"/>
+            <w:tcW w:w="1017" w:type="dxa"/>
           </w:tcPr>
           <w:p>
             <w:pPr>
@@ -30012,7 +30085,7 @@
         </w:tc>
         <w:tc>
           <w:tcPr>
-            <w:tcW w:w="1039" w:type="dxa"/>
+            <w:tcW w:w="1116" w:type="dxa"/>
           </w:tcPr>
           <w:p>
             <w:pPr>
@@ -30027,7 +30100,49 @@
               <w:rPr>
                 <w:sz w:val="24"/>
               </w:rPr>
-              <w:t>0.940212</w:t>
+              <w:t>0.883120</w:t>
+            </w:r>
+          </w:p>
+        </w:tc>
+        <w:tc>
+          <w:tcPr>
+            <w:tcW w:w="1018" w:type="dxa"/>
+          </w:tcPr>
+          <w:p>
+            <w:pPr>
+              <w:spacing w:line="240" w:lineRule="auto"/>
+              <w:ind w:firstLine="0"/>
+              <w:jc w:val="left"/>
+              <w:rPr>
+                <w:sz w:val="24"/>
+              </w:rPr>
+            </w:pPr>
+            <w:r>
+              <w:rPr>
+                <w:sz w:val="24"/>
+              </w:rPr>
+              <w:t>0.8093</w:t>
+            </w:r>
+          </w:p>
+        </w:tc>
+        <w:tc>
+          <w:tcPr>
+            <w:tcW w:w="1116" w:type="dxa"/>
+          </w:tcPr>
+          <w:p>
+            <w:pPr>
+              <w:spacing w:line="240" w:lineRule="auto"/>
+              <w:ind w:firstLine="0"/>
+              <w:jc w:val="left"/>
+              <w:rPr>
+                <w:sz w:val="24"/>
+              </w:rPr>
+            </w:pPr>
+            <w:r>
+              <w:rPr>
+                <w:sz w:val="24"/>
+              </w:rPr>
+              <w:t>0.886837</w:t>
             </w:r>
           </w:p>
         </w:tc>

--- a/Lab5/Отчет_ЦМФХС_Лаб5_Неделько_КС20.docx
+++ b/Lab5/Отчет_ЦМФХС_Лаб5_Неделько_КС20.docx
@@ -1,6 +1,6 @@
 
 <file path=word/document.xml><?xml version="1.0" encoding="utf-8"?>
-<w:document xmlns:wpc="http://schemas.microsoft.com/office/word/2010/wordprocessingCanvas" xmlns:cx="http://schemas.microsoft.com/office/drawing/2014/chartex" xmlns:cx1="http://schemas.microsoft.com/office/drawing/2015/9/8/chartex" xmlns:cx2="http://schemas.microsoft.com/office/drawing/2015/10/21/chartex" xmlns:cx3="http://schemas.microsoft.com/office/drawing/2016/5/9/chartex" xmlns:cx4="http://schemas.microsoft.com/office/drawing/2016/5/10/chartex" xmlns:cx5="http://schemas.microsoft.com/office/drawing/2016/5/11/chartex" xmlns:cx6="http://schemas.microsoft.com/office/drawing/2016/5/12/chartex" xmlns:cx7="http://schemas.microsoft.com/office/drawing/2016/5/13/chartex" xmlns:cx8="http://schemas.microsoft.com/office/drawing/2016/5/14/chartex" xmlns:mc="http://schemas.openxmlformats.org/markup-compatibility/2006" xmlns:aink="http://schemas.microsoft.com/office/drawing/2016/ink" xmlns:am3d="http://schemas.microsoft.com/office/drawing/2017/model3d" xmlns:o="urn:schemas-microsoft-com:office:office" xmlns:r="http://schemas.openxmlformats.org/officeDocument/2006/relationships" xmlns:m="http://schemas.openxmlformats.org/officeDocument/2006/math" xmlns:v="urn:schemas-microsoft-com:vml" xmlns:wp14="http://schemas.microsoft.com/office/word/2010/wordprocessingDrawing" xmlns:wp="http://schemas.openxmlformats.org/drawingml/2006/wordprocessingDrawing" xmlns:w10="urn:schemas-microsoft-com:office:word" xmlns:w="http://schemas.openxmlformats.org/wordprocessingml/2006/main" xmlns:w14="http://schemas.microsoft.com/office/word/2010/wordml" xmlns:w15="http://schemas.microsoft.com/office/word/2012/wordml" xmlns:w16cex="http://schemas.microsoft.com/office/word/2018/wordml/cex" xmlns:w16cid="http://schemas.microsoft.com/office/word/2016/wordml/cid" xmlns:w16="http://schemas.microsoft.com/office/word/2018/wordml" xmlns:w16sdtdh="http://schemas.microsoft.com/office/word/2020/wordml/sdtdatahash" xmlns:w16se="http://schemas.microsoft.com/office/word/2015/wordml/symex" xmlns:wpg="http://schemas.microsoft.com/office/word/2010/wordprocessingGroup" xmlns:wpi="http://schemas.microsoft.com/office/word/2010/wordprocessingInk" xmlns:wne="http://schemas.microsoft.com/office/word/2006/wordml" xmlns:wps="http://schemas.microsoft.com/office/word/2010/wordprocessingShape" mc:Ignorable="w14 w15 w16se w16cid w16 w16cex w16sdtdh wp14">
+<w:document xmlns:wpc="http://schemas.microsoft.com/office/word/2010/wordprocessingCanvas" xmlns:cx="http://schemas.microsoft.com/office/drawing/2014/chartex" xmlns:cx1="http://schemas.microsoft.com/office/drawing/2015/9/8/chartex" xmlns:cx2="http://schemas.microsoft.com/office/drawing/2015/10/21/chartex" xmlns:cx3="http://schemas.microsoft.com/office/drawing/2016/5/9/chartex" xmlns:cx4="http://schemas.microsoft.com/office/drawing/2016/5/10/chartex" xmlns:cx5="http://schemas.microsoft.com/office/drawing/2016/5/11/chartex" xmlns:cx6="http://schemas.microsoft.com/office/drawing/2016/5/12/chartex" xmlns:cx7="http://schemas.microsoft.com/office/drawing/2016/5/13/chartex" xmlns:cx8="http://schemas.microsoft.com/office/drawing/2016/5/14/chartex" xmlns:mc="http://schemas.openxmlformats.org/markup-compatibility/2006" xmlns:aink="http://schemas.microsoft.com/office/drawing/2016/ink" xmlns:am3d="http://schemas.microsoft.com/office/drawing/2017/model3d" xmlns:o="urn:schemas-microsoft-com:office:office" xmlns:oel="http://schemas.microsoft.com/office/2019/extlst" xmlns:r="http://schemas.openxmlformats.org/officeDocument/2006/relationships" xmlns:m="http://schemas.openxmlformats.org/officeDocument/2006/math" xmlns:v="urn:schemas-microsoft-com:vml" xmlns:wp14="http://schemas.microsoft.com/office/word/2010/wordprocessingDrawing" xmlns:wp="http://schemas.openxmlformats.org/drawingml/2006/wordprocessingDrawing" xmlns:w10="urn:schemas-microsoft-com:office:word" xmlns:w="http://schemas.openxmlformats.org/wordprocessingml/2006/main" xmlns:w14="http://schemas.microsoft.com/office/word/2010/wordml" xmlns:w15="http://schemas.microsoft.com/office/word/2012/wordml" xmlns:w16cex="http://schemas.microsoft.com/office/word/2018/wordml/cex" xmlns:w16cid="http://schemas.microsoft.com/office/word/2016/wordml/cid" xmlns:w16="http://schemas.microsoft.com/office/word/2018/wordml" xmlns:w16du="http://schemas.microsoft.com/office/word/2023/wordml/word16du" xmlns:w16sdtdh="http://schemas.microsoft.com/office/word/2020/wordml/sdtdatahash" xmlns:w16sdtfl="http://schemas.microsoft.com/office/word/2024/wordml/sdtformatlock" xmlns:w16se="http://schemas.microsoft.com/office/word/2015/wordml/symex" xmlns:wpg="http://schemas.microsoft.com/office/word/2010/wordprocessingGroup" xmlns:wpi="http://schemas.microsoft.com/office/word/2010/wordprocessingInk" xmlns:wne="http://schemas.microsoft.com/office/word/2006/wordml" xmlns:wps="http://schemas.microsoft.com/office/word/2010/wordprocessingShape" mc:Ignorable="w14 w15 w16se w16cid w16 w16cex w16sdtdh w16sdtfl w16du wp14">
   <w:body>
     <w:p>
       <w:pPr>
@@ -3099,23 +3099,7 @@
           <w:sz w:val="28"/>
           <w:szCs w:val="28"/>
         </w:rPr>
-        <w:t xml:space="preserve">провести </w:t>
-      </w:r>
-      <w:proofErr w:type="spellStart"/>
-      <w:r>
-        <w:rPr>
-          <w:sz w:val="28"/>
-          <w:szCs w:val="28"/>
-        </w:rPr>
-        <w:t>ноду</w:t>
-      </w:r>
-      <w:proofErr w:type="spellEnd"/>
-      <w:r>
-        <w:rPr>
-          <w:sz w:val="28"/>
-          <w:szCs w:val="28"/>
-        </w:rPr>
-        <w:t xml:space="preserve">. </w:t>
+        <w:t xml:space="preserve">провести ноду. </w:t>
       </w:r>
       <w:r>
         <w:rPr>
@@ -3630,6 +3614,100 @@
           <w:szCs w:val="28"/>
         </w:rPr>
         <w:t>.</w:t>
+      </w:r>
+    </w:p>
+    <w:p>
+      <w:pPr>
+        <w:ind w:firstLine="708"/>
+        <w:rPr>
+          <w:b/>
+          <w:bCs/>
+          <w:szCs w:val="28"/>
+        </w:rPr>
+      </w:pPr>
+      <w:r>
+        <w:rPr>
+          <w:b/>
+          <w:bCs/>
+          <w:szCs w:val="28"/>
+        </w:rPr>
+        <w:t>Первый закон</w:t>
+      </w:r>
+      <w:r>
+        <w:rPr>
+          <w:b/>
+          <w:bCs/>
+          <w:szCs w:val="28"/>
+        </w:rPr>
+        <w:t xml:space="preserve"> Рауля</w:t>
+      </w:r>
+    </w:p>
+    <w:p>
+      <w:pPr>
+        <w:ind w:firstLine="708"/>
+        <w:rPr>
+          <w:szCs w:val="28"/>
+        </w:rPr>
+      </w:pPr>
+      <w:r>
+        <w:rPr>
+          <w:szCs w:val="28"/>
+        </w:rPr>
+        <w:t>Парциальное давление насыщенного пара компонента раствора прямо пропорционально его мольной доле в растворе, причём коэффициент пропорциональности равен давлению насыщенного пара над чистым компонентом.</w:t>
+      </w:r>
+    </w:p>
+    <w:p>
+      <w:pPr>
+        <w:ind w:firstLine="708"/>
+        <w:rPr>
+          <w:szCs w:val="28"/>
+        </w:rPr>
+      </w:pPr>
+      <w:r>
+        <w:rPr>
+          <w:b/>
+          <w:bCs/>
+          <w:szCs w:val="28"/>
+        </w:rPr>
+        <w:t>Следствие из первого закона Рауля:</w:t>
+      </w:r>
+      <w:r>
+        <w:rPr>
+          <w:szCs w:val="28"/>
+        </w:rPr>
+        <w:t xml:space="preserve"> при данной температуре давление насыщенного пара растворителя над чистым растворителем всегда больше, чем над раствором.</w:t>
+      </w:r>
+    </w:p>
+    <w:p>
+      <w:pPr>
+        <w:ind w:firstLine="708"/>
+        <w:rPr>
+          <w:b/>
+          <w:bCs/>
+          <w:szCs w:val="28"/>
+        </w:rPr>
+      </w:pPr>
+      <w:r>
+        <w:rPr>
+          <w:b/>
+          <w:bCs/>
+          <w:szCs w:val="28"/>
+        </w:rPr>
+        <w:t>Второй закон</w:t>
+      </w:r>
+    </w:p>
+    <w:p>
+      <w:pPr>
+        <w:ind w:firstLine="708"/>
+        <w:rPr>
+          <w:szCs w:val="28"/>
+        </w:rPr>
+      </w:pPr>
+      <w:r>
+        <w:rPr>
+          <w:szCs w:val="28"/>
+        </w:rPr>
+        <w:t>Повышение температуры кипения (понижение температуры замерзания) раствора по сравнению с температурой кипения (замерзания) растворителя пропорционально моляльной концентрации растворённого вещества.</w:t>
       </w:r>
     </w:p>
     <w:p>
@@ -3912,19 +3990,25 @@
       <w:pPr>
         <w:ind w:firstLine="708"/>
       </w:pPr>
+    </w:p>
+    <w:p>
+      <w:pPr>
+        <w:ind w:firstLine="708"/>
+      </w:pPr>
       <w:r>
         <w:rPr>
           <w:noProof/>
           <w:szCs w:val="28"/>
         </w:rPr>
+        <w:lastRenderedPageBreak/>
         <w:drawing>
-          <wp:anchor distT="0" distB="0" distL="114300" distR="114300" simplePos="0" relativeHeight="251677696" behindDoc="0" locked="0" layoutInCell="1" allowOverlap="1" wp14:anchorId="4B3BF6E1" wp14:editId="567AF33F">
+          <wp:anchor distT="0" distB="0" distL="114300" distR="114300" simplePos="0" relativeHeight="251677696" behindDoc="0" locked="0" layoutInCell="1" allowOverlap="1" wp14:anchorId="4B3BF6E1" wp14:editId="25AEC77C">
             <wp:simplePos x="0" y="0"/>
             <wp:positionH relativeFrom="column">
-              <wp:posOffset>115618</wp:posOffset>
+              <wp:posOffset>115570</wp:posOffset>
             </wp:positionH>
             <wp:positionV relativeFrom="paragraph">
-              <wp:posOffset>7083</wp:posOffset>
+              <wp:posOffset>-440978</wp:posOffset>
             </wp:positionV>
             <wp:extent cx="5189153" cy="1849901"/>
             <wp:effectExtent l="0" t="0" r="0" b="0"/>
@@ -3967,11 +4051,6 @@
           </wp:anchor>
         </w:drawing>
       </w:r>
-    </w:p>
-    <w:p>
-      <w:pPr>
-        <w:ind w:firstLine="708"/>
-      </w:pPr>
     </w:p>
     <w:p>
       <w:pPr>
@@ -4248,7 +4327,6 @@
           <w:noProof/>
           <w:szCs w:val="28"/>
         </w:rPr>
-        <w:lastRenderedPageBreak/>
         <w:drawing>
           <wp:anchor distT="0" distB="0" distL="114300" distR="114300" simplePos="0" relativeHeight="251683840" behindDoc="0" locked="0" layoutInCell="1" allowOverlap="1" wp14:anchorId="7B473F6F" wp14:editId="77597544">
             <wp:simplePos x="0" y="0"/>
@@ -4354,17 +4432,27 @@
         <w:jc w:val="left"/>
       </w:pPr>
       <w:r>
+        <w:t>-: реальный раствор с незначительным отрицательным отклонением от идеальности (отклонение вниз)</w:t>
+      </w:r>
+    </w:p>
+    <w:p>
+      <w:pPr>
+        <w:ind w:firstLine="0"/>
+        <w:jc w:val="left"/>
+      </w:pPr>
+      <w:r>
         <w:rPr>
           <w:noProof/>
         </w:rPr>
+        <w:lastRenderedPageBreak/>
         <w:drawing>
-          <wp:anchor distT="0" distB="0" distL="114300" distR="114300" simplePos="0" relativeHeight="251685888" behindDoc="0" locked="0" layoutInCell="1" allowOverlap="1" wp14:anchorId="3DF499EE" wp14:editId="6BC20C69">
+          <wp:anchor distT="0" distB="0" distL="114300" distR="114300" simplePos="0" relativeHeight="251685888" behindDoc="0" locked="0" layoutInCell="1" allowOverlap="1" wp14:anchorId="3DF499EE" wp14:editId="6C1A7082">
             <wp:simplePos x="0" y="0"/>
             <wp:positionH relativeFrom="page">
-              <wp:posOffset>526366</wp:posOffset>
+              <wp:posOffset>525780</wp:posOffset>
             </wp:positionH>
             <wp:positionV relativeFrom="paragraph">
-              <wp:posOffset>616878</wp:posOffset>
+              <wp:posOffset>-488719</wp:posOffset>
             </wp:positionV>
             <wp:extent cx="6697783" cy="2883877"/>
             <wp:effectExtent l="0" t="0" r="8255" b="0"/>
@@ -4407,95 +4495,85 @@
           </wp:anchor>
         </w:drawing>
       </w:r>
-      <w:r>
-        <w:t>-: реальный раствор с незначительным отрицательным отклонением от идеальности (отклонение вниз)</w:t>
+    </w:p>
+    <w:p>
+      <w:pPr>
+        <w:ind w:firstLine="708"/>
+      </w:pPr>
+    </w:p>
+    <w:p>
+      <w:pPr>
+        <w:ind w:firstLine="708"/>
+      </w:pPr>
+    </w:p>
+    <w:p>
+      <w:pPr>
+        <w:ind w:firstLine="708"/>
+      </w:pPr>
+    </w:p>
+    <w:p>
+      <w:pPr>
+        <w:ind w:firstLine="708"/>
+      </w:pPr>
+    </w:p>
+    <w:p>
+      <w:pPr>
+        <w:ind w:firstLine="708"/>
+      </w:pPr>
+    </w:p>
+    <w:p>
+      <w:pPr>
+        <w:ind w:firstLine="708"/>
+      </w:pPr>
+    </w:p>
+    <w:p>
+      <w:pPr>
+        <w:ind w:firstLine="708"/>
+        <w:rPr>
+          <w:szCs w:val="28"/>
+        </w:rPr>
+      </w:pPr>
+      <w:r>
+        <w:rPr>
+          <w:b/>
+          <w:szCs w:val="28"/>
+        </w:rPr>
+        <w:t>Первый закон Коновалова</w:t>
+      </w:r>
+      <w:r>
+        <w:rPr>
+          <w:szCs w:val="28"/>
+        </w:rPr>
+        <w:t xml:space="preserve">: пар по сравнению с жидкостью обогащен тем компонентом, добавление которого к бинарной смеси увеличивает общее давление пара, </w:t>
+      </w:r>
+      <w:r>
+        <w:rPr>
+          <w:bCs/>
+          <w:szCs w:val="28"/>
+        </w:rPr>
+        <w:t>то есть более летучим (низкокипящим) компонентом</w:t>
+      </w:r>
+      <w:r>
+        <w:rPr>
+          <w:szCs w:val="28"/>
+        </w:rPr>
+        <w:t>.</w:t>
       </w:r>
     </w:p>
     <w:p>
       <w:pPr>
         <w:ind w:firstLine="0"/>
-        <w:jc w:val="left"/>
-      </w:pPr>
-    </w:p>
-    <w:p>
-      <w:pPr>
-        <w:ind w:firstLine="708"/>
-      </w:pPr>
-    </w:p>
-    <w:p>
-      <w:pPr>
-        <w:ind w:firstLine="708"/>
-      </w:pPr>
-    </w:p>
-    <w:p>
-      <w:pPr>
-        <w:ind w:firstLine="708"/>
-      </w:pPr>
-    </w:p>
-    <w:p>
-      <w:pPr>
-        <w:ind w:firstLine="708"/>
-      </w:pPr>
-    </w:p>
-    <w:p>
-      <w:pPr>
-        <w:ind w:firstLine="708"/>
-      </w:pPr>
-    </w:p>
-    <w:p>
-      <w:pPr>
-        <w:ind w:firstLine="708"/>
-      </w:pPr>
-    </w:p>
-    <w:p>
-      <w:pPr>
-        <w:ind w:firstLine="708"/>
-        <w:rPr>
-          <w:szCs w:val="28"/>
-        </w:rPr>
-      </w:pPr>
-      <w:r>
         <w:rPr>
           <w:b/>
           <w:szCs w:val="28"/>
         </w:rPr>
-        <w:t>Первый закон Коновалова</w:t>
-      </w:r>
-      <w:r>
-        <w:rPr>
-          <w:szCs w:val="28"/>
-        </w:rPr>
-        <w:t xml:space="preserve">: пар по сравнению с жидкостью обогащен тем компонентом, добавление которого к бинарной смеси увеличивает общее давление пара, </w:t>
-      </w:r>
-      <w:r>
-        <w:rPr>
-          <w:bCs/>
-          <w:szCs w:val="28"/>
-        </w:rPr>
-        <w:t>то есть более летучим (низкокипящим) компонентом</w:t>
-      </w:r>
-      <w:r>
-        <w:rPr>
-          <w:szCs w:val="28"/>
-        </w:rPr>
-        <w:t>.</w:t>
-      </w:r>
-    </w:p>
-    <w:p>
-      <w:pPr>
-        <w:ind w:firstLine="0"/>
+      </w:pPr>
+      <w:proofErr w:type="spellStart"/>
+      <w:r>
         <w:rPr>
           <w:b/>
           <w:szCs w:val="28"/>
         </w:rPr>
-      </w:pPr>
-      <w:proofErr w:type="spellStart"/>
-      <w:r>
-        <w:rPr>
-          <w:b/>
-          <w:szCs w:val="28"/>
-        </w:rPr>
-        <w:lastRenderedPageBreak/>
         <w:t>Азеотроп</w:t>
       </w:r>
       <w:proofErr w:type="spellEnd"/>
@@ -4702,7 +4780,11 @@
         <w:t>Методом фракционной перегонки/ректификации</w:t>
       </w:r>
       <w:r>
-        <w:t xml:space="preserve"> подобные системы можно разделить на один из чистых компонентов и азеотропную смесь (концы данной доли графика) </w:t>
+        <w:t xml:space="preserve"> подобные системы можно разделить на один из чистых компонентов и азеотропную смесь </w:t>
+      </w:r>
+      <w:r>
+        <w:lastRenderedPageBreak/>
+        <w:t xml:space="preserve">(концы данной доли графика) </w:t>
       </w:r>
       <w:r>
         <w:br/>
@@ -5171,15 +5253,7 @@
           <w:rFonts w:cs="Times New Roman"/>
           <w:szCs w:val="28"/>
         </w:rPr>
-        <w:t xml:space="preserve"> </w:t>
-      </w:r>
-      <w:r>
-        <w:rPr>
-          <w:rFonts w:cs="Times New Roman"/>
-          <w:szCs w:val="28"/>
-        </w:rPr>
-        <w:lastRenderedPageBreak/>
-        <w:t xml:space="preserve">диаграмму при </w:t>
+        <w:t xml:space="preserve"> диаграмму при </w:t>
       </w:r>
       <w:r>
         <w:rPr>
@@ -5818,6 +5892,7 @@
           <w:rFonts w:cs="Times New Roman"/>
           <w:szCs w:val="28"/>
         </w:rPr>
+        <w:lastRenderedPageBreak/>
         <w:t xml:space="preserve">Смесь: </w:t>
       </w:r>
       <w:r>
@@ -5971,7 +6046,6 @@
         <w:rPr>
           <w:b/>
         </w:rPr>
-        <w:lastRenderedPageBreak/>
         <w:t>Код</w:t>
       </w:r>
       <w:r>
@@ -6700,29 +6774,7 @@
           <w:szCs w:val="21"/>
           <w:lang w:val="en-US" w:eastAsia="ru-RU"/>
         </w:rPr>
-        <w:t xml:space="preserve">    </w:t>
-      </w:r>
-      <w:proofErr w:type="spellStart"/>
-      <w:r>
-        <w:rPr>
-          <w:rFonts w:ascii="Consolas" w:eastAsia="Times New Roman" w:hAnsi="Consolas" w:cs="Times New Roman"/>
-          <w:color w:val="FFFFFF"/>
-          <w:sz w:val="21"/>
-          <w:szCs w:val="21"/>
-          <w:lang w:val="en-US" w:eastAsia="ru-RU"/>
-        </w:rPr>
-        <w:t>zs</w:t>
-      </w:r>
-      <w:proofErr w:type="spellEnd"/>
-      <w:r>
-        <w:rPr>
-          <w:rFonts w:ascii="Consolas" w:eastAsia="Times New Roman" w:hAnsi="Consolas" w:cs="Times New Roman"/>
-          <w:color w:val="FFFFFF"/>
-          <w:sz w:val="21"/>
-          <w:szCs w:val="21"/>
-          <w:lang w:val="en-US" w:eastAsia="ru-RU"/>
-        </w:rPr>
-        <w:t xml:space="preserve"> </w:t>
+        <w:t xml:space="preserve">    zs </w:t>
       </w:r>
       <w:r>
         <w:rPr>
@@ -6968,6 +7020,7 @@
         <w:t xml:space="preserve">: </w:t>
       </w:r>
       <w:proofErr w:type="spellStart"/>
+      <w:proofErr w:type="gramStart"/>
       <w:r>
         <w:rPr>
           <w:rFonts w:ascii="Consolas" w:eastAsia="Times New Roman" w:hAnsi="Consolas" w:cs="Times New Roman"/>
@@ -6979,6 +7032,7 @@
         <w:t>constants.Tcs</w:t>
       </w:r>
       <w:proofErr w:type="spellEnd"/>
+      <w:proofErr w:type="gramEnd"/>
       <w:r>
         <w:rPr>
           <w:rFonts w:ascii="Consolas" w:eastAsia="Times New Roman" w:hAnsi="Consolas" w:cs="Times New Roman"/>
@@ -7010,6 +7064,7 @@
         <w:t xml:space="preserve">: </w:t>
       </w:r>
       <w:proofErr w:type="spellStart"/>
+      <w:proofErr w:type="gramStart"/>
       <w:r>
         <w:rPr>
           <w:rFonts w:ascii="Consolas" w:eastAsia="Times New Roman" w:hAnsi="Consolas" w:cs="Times New Roman"/>
@@ -7021,6 +7076,7 @@
         <w:t>constants.omegas</w:t>
       </w:r>
       <w:proofErr w:type="spellEnd"/>
+      <w:proofErr w:type="gramEnd"/>
       <w:r>
         <w:rPr>
           <w:rFonts w:ascii="Consolas" w:eastAsia="Times New Roman" w:hAnsi="Consolas" w:cs="Times New Roman"/>
@@ -7153,6 +7209,7 @@
         <w:t xml:space="preserve"> </w:t>
       </w:r>
       <w:proofErr w:type="spellStart"/>
+      <w:proofErr w:type="gramStart"/>
       <w:r>
         <w:rPr>
           <w:rFonts w:ascii="Consolas" w:eastAsia="Times New Roman" w:hAnsi="Consolas" w:cs="Times New Roman"/>
@@ -7164,6 +7221,7 @@
         <w:t>properties.HeatCapacityGases</w:t>
       </w:r>
       <w:proofErr w:type="spellEnd"/>
+      <w:proofErr w:type="gramEnd"/>
       <w:r>
         <w:rPr>
           <w:rFonts w:ascii="Consolas" w:eastAsia="Times New Roman" w:hAnsi="Consolas" w:cs="Times New Roman"/>
@@ -7400,15 +7458,27 @@
         <w:t xml:space="preserve"> </w:t>
       </w:r>
       <w:proofErr w:type="spellStart"/>
-      <w:r>
-        <w:rPr>
-          <w:rFonts w:ascii="Consolas" w:eastAsia="Times New Roman" w:hAnsi="Consolas" w:cs="Times New Roman"/>
-          <w:color w:val="FFFFFF"/>
-          <w:sz w:val="21"/>
-          <w:szCs w:val="21"/>
-          <w:lang w:val="en-US" w:eastAsia="ru-RU"/>
-        </w:rPr>
-        <w:t>constants.UNIFAC_Dortmund_groups</w:t>
+      <w:proofErr w:type="gramStart"/>
+      <w:r>
+        <w:rPr>
+          <w:rFonts w:ascii="Consolas" w:eastAsia="Times New Roman" w:hAnsi="Consolas" w:cs="Times New Roman"/>
+          <w:color w:val="FFFFFF"/>
+          <w:sz w:val="21"/>
+          <w:szCs w:val="21"/>
+          <w:lang w:val="en-US" w:eastAsia="ru-RU"/>
+        </w:rPr>
+        <w:t>constants.UNIFAC</w:t>
+      </w:r>
+      <w:proofErr w:type="gramEnd"/>
+      <w:r>
+        <w:rPr>
+          <w:rFonts w:ascii="Consolas" w:eastAsia="Times New Roman" w:hAnsi="Consolas" w:cs="Times New Roman"/>
+          <w:color w:val="FFFFFF"/>
+          <w:sz w:val="21"/>
+          <w:szCs w:val="21"/>
+          <w:lang w:val="en-US" w:eastAsia="ru-RU"/>
+        </w:rPr>
+        <w:t>_Dortmund_groups</w:t>
       </w:r>
       <w:proofErr w:type="spellEnd"/>
       <w:r>
@@ -7655,6 +7725,7 @@
           <w:szCs w:val="21"/>
           <w:lang w:val="en-US" w:eastAsia="ru-RU"/>
         </w:rPr>
+        <w:lastRenderedPageBreak/>
         <w:t xml:space="preserve">liquid </w:t>
       </w:r>
       <w:r>
@@ -7744,6 +7815,7 @@
         <w:t xml:space="preserve"> </w:t>
       </w:r>
       <w:proofErr w:type="spellStart"/>
+      <w:proofErr w:type="gramStart"/>
       <w:r>
         <w:rPr>
           <w:rFonts w:ascii="Consolas" w:eastAsia="Times New Roman" w:hAnsi="Consolas" w:cs="Times New Roman"/>
@@ -7755,6 +7827,7 @@
         <w:t>properties.VaporPressures</w:t>
       </w:r>
       <w:proofErr w:type="spellEnd"/>
+      <w:proofErr w:type="gramEnd"/>
       <w:r>
         <w:rPr>
           <w:rFonts w:ascii="Consolas" w:eastAsia="Times New Roman" w:hAnsi="Consolas" w:cs="Times New Roman"/>
@@ -7808,6 +7881,7 @@
         <w:t xml:space="preserve"> </w:t>
       </w:r>
       <w:proofErr w:type="spellStart"/>
+      <w:proofErr w:type="gramStart"/>
       <w:r>
         <w:rPr>
           <w:rFonts w:ascii="Consolas" w:eastAsia="Times New Roman" w:hAnsi="Consolas" w:cs="Times New Roman"/>
@@ -7819,6 +7893,7 @@
         <w:t>properties.HeatCapacityGases</w:t>
       </w:r>
       <w:proofErr w:type="spellEnd"/>
+      <w:proofErr w:type="gramEnd"/>
       <w:r>
         <w:rPr>
           <w:rFonts w:ascii="Consolas" w:eastAsia="Times New Roman" w:hAnsi="Consolas" w:cs="Times New Roman"/>
@@ -8168,29 +8243,7 @@
           <w:szCs w:val="21"/>
           <w:lang w:val="en-US" w:eastAsia="ru-RU"/>
         </w:rPr>
-        <w:t xml:space="preserve"> CONSTANTS.P, </w:t>
-      </w:r>
-      <w:proofErr w:type="spellStart"/>
-      <w:r>
-        <w:rPr>
-          <w:rFonts w:ascii="Consolas" w:eastAsia="Times New Roman" w:hAnsi="Consolas" w:cs="Times New Roman"/>
-          <w:color w:val="FFFFFF"/>
-          <w:sz w:val="21"/>
-          <w:szCs w:val="21"/>
-          <w:lang w:val="en-US" w:eastAsia="ru-RU"/>
-        </w:rPr>
-        <w:t>zs</w:t>
-      </w:r>
-      <w:proofErr w:type="spellEnd"/>
-      <w:r>
-        <w:rPr>
-          <w:rFonts w:ascii="Consolas" w:eastAsia="Times New Roman" w:hAnsi="Consolas" w:cs="Times New Roman"/>
-          <w:color w:val="FFFFFF"/>
-          <w:sz w:val="21"/>
-          <w:szCs w:val="21"/>
-          <w:lang w:val="en-US" w:eastAsia="ru-RU"/>
-        </w:rPr>
-        <w:t xml:space="preserve"> </w:t>
+        <w:t xml:space="preserve"> CONSTANTS.P, zs </w:t>
       </w:r>
       <w:r>
         <w:rPr>
@@ -8521,7 +8574,18 @@
           <w:szCs w:val="21"/>
           <w:lang w:val="en-US" w:eastAsia="ru-RU"/>
         </w:rPr>
-        <w:t>_Txy</w:t>
+        <w:t>_</w:t>
+      </w:r>
+      <w:proofErr w:type="gramStart"/>
+      <w:r>
+        <w:rPr>
+          <w:rFonts w:ascii="Consolas" w:eastAsia="Times New Roman" w:hAnsi="Consolas" w:cs="Times New Roman"/>
+          <w:color w:val="FFFFFF"/>
+          <w:sz w:val="21"/>
+          <w:szCs w:val="21"/>
+          <w:lang w:val="en-US" w:eastAsia="ru-RU"/>
+        </w:rPr>
+        <w:t>Txy</w:t>
       </w:r>
       <w:proofErr w:type="spellEnd"/>
       <w:r>
@@ -8532,7 +8596,18 @@
           <w:szCs w:val="21"/>
           <w:lang w:val="en-US" w:eastAsia="ru-RU"/>
         </w:rPr>
-        <w:t xml:space="preserve">(P </w:t>
+        <w:t>(</w:t>
+      </w:r>
+      <w:proofErr w:type="gramEnd"/>
+      <w:r>
+        <w:rPr>
+          <w:rFonts w:ascii="Consolas" w:eastAsia="Times New Roman" w:hAnsi="Consolas" w:cs="Times New Roman"/>
+          <w:color w:val="FFFFFF"/>
+          <w:sz w:val="21"/>
+          <w:szCs w:val="21"/>
+          <w:lang w:val="en-US" w:eastAsia="ru-RU"/>
+        </w:rPr>
+        <w:t xml:space="preserve">P </w:t>
       </w:r>
       <w:r>
         <w:rPr>
@@ -8722,7 +8797,18 @@
           <w:szCs w:val="21"/>
           <w:lang w:val="en-US" w:eastAsia="ru-RU"/>
         </w:rPr>
-        <w:t>_Pxy</w:t>
+        <w:t>_</w:t>
+      </w:r>
+      <w:proofErr w:type="gramStart"/>
+      <w:r>
+        <w:rPr>
+          <w:rFonts w:ascii="Consolas" w:eastAsia="Times New Roman" w:hAnsi="Consolas" w:cs="Times New Roman"/>
+          <w:color w:val="FFFFFF"/>
+          <w:sz w:val="21"/>
+          <w:szCs w:val="21"/>
+          <w:lang w:val="en-US" w:eastAsia="ru-RU"/>
+        </w:rPr>
+        <w:t>Pxy</w:t>
       </w:r>
       <w:proofErr w:type="spellEnd"/>
       <w:r>
@@ -8733,7 +8819,18 @@
           <w:szCs w:val="21"/>
           <w:lang w:val="en-US" w:eastAsia="ru-RU"/>
         </w:rPr>
-        <w:t xml:space="preserve">(T </w:t>
+        <w:t>(</w:t>
+      </w:r>
+      <w:proofErr w:type="gramEnd"/>
+      <w:r>
+        <w:rPr>
+          <w:rFonts w:ascii="Consolas" w:eastAsia="Times New Roman" w:hAnsi="Consolas" w:cs="Times New Roman"/>
+          <w:color w:val="FFFFFF"/>
+          <w:sz w:val="21"/>
+          <w:szCs w:val="21"/>
+          <w:lang w:val="en-US" w:eastAsia="ru-RU"/>
+        </w:rPr>
+        <w:t xml:space="preserve">T </w:t>
       </w:r>
       <w:r>
         <w:rPr>
@@ -8923,7 +9020,18 @@
           <w:szCs w:val="21"/>
           <w:lang w:val="en-US" w:eastAsia="ru-RU"/>
         </w:rPr>
-        <w:t>_xy</w:t>
+        <w:t>_</w:t>
+      </w:r>
+      <w:proofErr w:type="gramStart"/>
+      <w:r>
+        <w:rPr>
+          <w:rFonts w:ascii="Consolas" w:eastAsia="Times New Roman" w:hAnsi="Consolas" w:cs="Times New Roman"/>
+          <w:color w:val="FFFFFF"/>
+          <w:sz w:val="21"/>
+          <w:szCs w:val="21"/>
+          <w:lang w:val="en-US" w:eastAsia="ru-RU"/>
+        </w:rPr>
+        <w:t>xy</w:t>
       </w:r>
       <w:proofErr w:type="spellEnd"/>
       <w:r>
@@ -8934,7 +9042,18 @@
           <w:szCs w:val="21"/>
           <w:lang w:val="en-US" w:eastAsia="ru-RU"/>
         </w:rPr>
-        <w:t xml:space="preserve">(T </w:t>
+        <w:t>(</w:t>
+      </w:r>
+      <w:proofErr w:type="gramEnd"/>
+      <w:r>
+        <w:rPr>
+          <w:rFonts w:ascii="Consolas" w:eastAsia="Times New Roman" w:hAnsi="Consolas" w:cs="Times New Roman"/>
+          <w:color w:val="FFFFFF"/>
+          <w:sz w:val="21"/>
+          <w:szCs w:val="21"/>
+          <w:lang w:val="en-US" w:eastAsia="ru-RU"/>
+        </w:rPr>
+        <w:t xml:space="preserve">T </w:t>
       </w:r>
       <w:r>
         <w:rPr>
@@ -9155,6 +9274,7 @@
         <w:t xml:space="preserve"> </w:t>
       </w:r>
       <w:proofErr w:type="spellStart"/>
+      <w:proofErr w:type="gramStart"/>
       <w:r>
         <w:rPr>
           <w:rFonts w:ascii="Consolas" w:eastAsia="Times New Roman" w:hAnsi="Consolas" w:cs="Times New Roman"/>
@@ -9166,6 +9286,7 @@
         <w:t>properties.HeatCapacityGases</w:t>
       </w:r>
       <w:proofErr w:type="spellEnd"/>
+      <w:proofErr w:type="gramEnd"/>
       <w:r>
         <w:rPr>
           <w:rFonts w:ascii="Consolas" w:eastAsia="Times New Roman" w:hAnsi="Consolas" w:cs="Times New Roman"/>
@@ -9214,29 +9335,7 @@
           <w:szCs w:val="21"/>
           <w:lang w:val="en-US" w:eastAsia="ru-RU"/>
         </w:rPr>
-        <w:t xml:space="preserve"> CONSTANTS.P, </w:t>
-      </w:r>
-      <w:proofErr w:type="spellStart"/>
-      <w:r>
-        <w:rPr>
-          <w:rFonts w:ascii="Consolas" w:eastAsia="Times New Roman" w:hAnsi="Consolas" w:cs="Times New Roman"/>
-          <w:color w:val="FFFFFF"/>
-          <w:sz w:val="21"/>
-          <w:szCs w:val="21"/>
-          <w:lang w:val="en-US" w:eastAsia="ru-RU"/>
-        </w:rPr>
-        <w:t>zs</w:t>
-      </w:r>
-      <w:proofErr w:type="spellEnd"/>
-      <w:r>
-        <w:rPr>
-          <w:rFonts w:ascii="Consolas" w:eastAsia="Times New Roman" w:hAnsi="Consolas" w:cs="Times New Roman"/>
-          <w:color w:val="FFFFFF"/>
-          <w:sz w:val="21"/>
-          <w:szCs w:val="21"/>
-          <w:lang w:val="en-US" w:eastAsia="ru-RU"/>
-        </w:rPr>
-        <w:t xml:space="preserve"> </w:t>
+        <w:t xml:space="preserve"> CONSTANTS.P, zs </w:t>
       </w:r>
       <w:r>
         <w:rPr>
@@ -9482,29 +9581,7 @@
           <w:szCs w:val="21"/>
           <w:lang w:val="en-US" w:eastAsia="ru-RU"/>
         </w:rPr>
-        <w:t xml:space="preserve"> CONSTANTS.P, </w:t>
-      </w:r>
-      <w:proofErr w:type="spellStart"/>
-      <w:r>
-        <w:rPr>
-          <w:rFonts w:ascii="Consolas" w:eastAsia="Times New Roman" w:hAnsi="Consolas" w:cs="Times New Roman"/>
-          <w:color w:val="FFFFFF"/>
-          <w:sz w:val="21"/>
-          <w:szCs w:val="21"/>
-          <w:lang w:val="en-US" w:eastAsia="ru-RU"/>
-        </w:rPr>
-        <w:t>zs</w:t>
-      </w:r>
-      <w:proofErr w:type="spellEnd"/>
-      <w:r>
-        <w:rPr>
-          <w:rFonts w:ascii="Consolas" w:eastAsia="Times New Roman" w:hAnsi="Consolas" w:cs="Times New Roman"/>
-          <w:color w:val="FFFFFF"/>
-          <w:sz w:val="21"/>
-          <w:szCs w:val="21"/>
-          <w:lang w:val="en-US" w:eastAsia="ru-RU"/>
-        </w:rPr>
-        <w:t xml:space="preserve"> </w:t>
+        <w:t xml:space="preserve"> CONSTANTS.P, zs </w:t>
       </w:r>
       <w:r>
         <w:rPr>
@@ -9572,7 +9649,6 @@
           <w:szCs w:val="21"/>
           <w:lang w:val="en-US" w:eastAsia="ru-RU"/>
         </w:rPr>
-        <w:lastRenderedPageBreak/>
         <w:t>print</w:t>
       </w:r>
       <w:r>
@@ -9857,15 +9933,27 @@
         <w:t>{</w:t>
       </w:r>
       <w:proofErr w:type="spellStart"/>
-      <w:r>
-        <w:rPr>
-          <w:rFonts w:ascii="Consolas" w:eastAsia="Times New Roman" w:hAnsi="Consolas" w:cs="Times New Roman"/>
-          <w:color w:val="FFFFFF"/>
-          <w:sz w:val="21"/>
-          <w:szCs w:val="21"/>
-          <w:lang w:val="en-US" w:eastAsia="ru-RU"/>
-        </w:rPr>
-        <w:t>res.phase_count</w:t>
+      <w:proofErr w:type="gramStart"/>
+      <w:r>
+        <w:rPr>
+          <w:rFonts w:ascii="Consolas" w:eastAsia="Times New Roman" w:hAnsi="Consolas" w:cs="Times New Roman"/>
+          <w:color w:val="FFFFFF"/>
+          <w:sz w:val="21"/>
+          <w:szCs w:val="21"/>
+          <w:lang w:val="en-US" w:eastAsia="ru-RU"/>
+        </w:rPr>
+        <w:t>res.phase</w:t>
+      </w:r>
+      <w:proofErr w:type="gramEnd"/>
+      <w:r>
+        <w:rPr>
+          <w:rFonts w:ascii="Consolas" w:eastAsia="Times New Roman" w:hAnsi="Consolas" w:cs="Times New Roman"/>
+          <w:color w:val="FFFFFF"/>
+          <w:sz w:val="21"/>
+          <w:szCs w:val="21"/>
+          <w:lang w:val="en-US" w:eastAsia="ru-RU"/>
+        </w:rPr>
+        <w:t>_count</w:t>
       </w:r>
       <w:proofErr w:type="spellEnd"/>
       <w:r>
@@ -10469,6 +10557,7 @@
         </w:rPr>
         <w:t>{</w:t>
       </w:r>
+      <w:proofErr w:type="gramStart"/>
       <w:r>
         <w:rPr>
           <w:rFonts w:ascii="Consolas" w:eastAsia="Times New Roman" w:hAnsi="Consolas" w:cs="Times New Roman"/>
@@ -10479,6 +10568,7 @@
         </w:rPr>
         <w:t>res.liquid0.zs</w:t>
       </w:r>
+      <w:proofErr w:type="gramEnd"/>
       <w:r>
         <w:rPr>
           <w:rFonts w:ascii="Consolas" w:eastAsia="Times New Roman" w:hAnsi="Consolas" w:cs="Times New Roman"/>
@@ -11880,6 +11970,7 @@
           <w:szCs w:val="21"/>
           <w:lang w:val="en-US" w:eastAsia="ru-RU"/>
         </w:rPr>
+        <w:lastRenderedPageBreak/>
         <w:t>        {</w:t>
       </w:r>
       <w:r>
@@ -12523,7 +12614,18 @@
           <w:szCs w:val="21"/>
           <w:lang w:val="en-US" w:eastAsia="ru-RU"/>
         </w:rPr>
-        <w:t>\t</w:t>
+        <w:t>\</w:t>
+      </w:r>
+      <w:proofErr w:type="gramStart"/>
+      <w:r>
+        <w:rPr>
+          <w:rFonts w:ascii="Consolas" w:eastAsia="Times New Roman" w:hAnsi="Consolas" w:cs="Times New Roman"/>
+          <w:color w:val="A0A0A0"/>
+          <w:sz w:val="21"/>
+          <w:szCs w:val="21"/>
+          <w:lang w:val="en-US" w:eastAsia="ru-RU"/>
+        </w:rPr>
+        <w:t>t</w:t>
       </w:r>
       <w:r>
         <w:rPr>
@@ -12533,7 +12635,18 @@
           <w:szCs w:val="21"/>
           <w:lang w:val="en-US" w:eastAsia="ru-RU"/>
         </w:rPr>
-        <w:t xml:space="preserve">  T(K) </w:t>
+        <w:t xml:space="preserve">  T</w:t>
+      </w:r>
+      <w:proofErr w:type="gramEnd"/>
+      <w:r>
+        <w:rPr>
+          <w:rFonts w:ascii="Consolas" w:eastAsia="Times New Roman" w:hAnsi="Consolas" w:cs="Times New Roman"/>
+          <w:color w:val="99FFE4"/>
+          <w:sz w:val="21"/>
+          <w:szCs w:val="21"/>
+          <w:lang w:val="en-US" w:eastAsia="ru-RU"/>
+        </w:rPr>
+        <w:t xml:space="preserve">(K) </w:t>
       </w:r>
       <w:r>
         <w:rPr>
@@ -12797,6 +12910,7 @@
         </w:rPr>
         <w:t xml:space="preserve">x| </w:t>
       </w:r>
+      <w:proofErr w:type="gramStart"/>
       <w:r>
         <w:rPr>
           <w:rFonts w:ascii="Consolas" w:eastAsia="Times New Roman" w:hAnsi="Consolas" w:cs="Times New Roman"/>
@@ -12817,6 +12931,7 @@
         </w:rPr>
         <w:t xml:space="preserve">  |</w:t>
       </w:r>
+      <w:proofErr w:type="gramEnd"/>
       <w:r>
         <w:rPr>
           <w:rFonts w:ascii="Consolas" w:eastAsia="Times New Roman" w:hAnsi="Consolas" w:cs="Times New Roman"/>
@@ -13743,29 +13858,7 @@
           <w:szCs w:val="21"/>
           <w:lang w:val="en-US" w:eastAsia="ru-RU"/>
         </w:rPr>
-        <w:t xml:space="preserve">, </w:t>
-      </w:r>
-      <w:proofErr w:type="spellStart"/>
-      <w:r>
-        <w:rPr>
-          <w:rFonts w:ascii="Consolas" w:eastAsia="Times New Roman" w:hAnsi="Consolas" w:cs="Times New Roman"/>
-          <w:color w:val="FFFFFF"/>
-          <w:sz w:val="21"/>
-          <w:szCs w:val="21"/>
-          <w:lang w:val="en-US" w:eastAsia="ru-RU"/>
-        </w:rPr>
-        <w:t>zs</w:t>
-      </w:r>
-      <w:proofErr w:type="spellEnd"/>
-      <w:r>
-        <w:rPr>
-          <w:rFonts w:ascii="Consolas" w:eastAsia="Times New Roman" w:hAnsi="Consolas" w:cs="Times New Roman"/>
-          <w:color w:val="FFFFFF"/>
-          <w:sz w:val="21"/>
-          <w:szCs w:val="21"/>
-          <w:lang w:val="en-US" w:eastAsia="ru-RU"/>
-        </w:rPr>
-        <w:t xml:space="preserve"> </w:t>
+        <w:t xml:space="preserve">, zs </w:t>
       </w:r>
       <w:r>
         <w:rPr>
@@ -14242,7 +14335,6 @@
           <w:szCs w:val="21"/>
           <w:lang w:val="en-US" w:eastAsia="ru-RU"/>
         </w:rPr>
-        <w:lastRenderedPageBreak/>
         <w:t xml:space="preserve">    </w:t>
       </w:r>
       <w:r>
@@ -14286,9 +14378,21 @@
           <w:szCs w:val="21"/>
           <w:lang w:val="en-US" w:eastAsia="ru-RU"/>
         </w:rPr>
-        <w:t>res_point.VF</w:t>
+        <w:t>res_</w:t>
+      </w:r>
+      <w:proofErr w:type="gramStart"/>
+      <w:r>
+        <w:rPr>
+          <w:rFonts w:ascii="Consolas" w:eastAsia="Times New Roman" w:hAnsi="Consolas" w:cs="Times New Roman"/>
+          <w:color w:val="FFFFFF"/>
+          <w:sz w:val="21"/>
+          <w:szCs w:val="21"/>
+          <w:lang w:val="en-US" w:eastAsia="ru-RU"/>
+        </w:rPr>
+        <w:t>point.VF</w:t>
       </w:r>
       <w:proofErr w:type="spellEnd"/>
+      <w:proofErr w:type="gramEnd"/>
       <w:r>
         <w:rPr>
           <w:rFonts w:ascii="Consolas" w:eastAsia="Times New Roman" w:hAnsi="Consolas" w:cs="Times New Roman"/>
@@ -14419,7 +14523,29 @@
           <w:szCs w:val="21"/>
           <w:lang w:val="en-US" w:eastAsia="ru-RU"/>
         </w:rPr>
-        <w:t xml:space="preserve"> None) ):</w:t>
+        <w:t xml:space="preserve"> None</w:t>
+      </w:r>
+      <w:proofErr w:type="gramStart"/>
+      <w:r>
+        <w:rPr>
+          <w:rFonts w:ascii="Consolas" w:eastAsia="Times New Roman" w:hAnsi="Consolas" w:cs="Times New Roman"/>
+          <w:color w:val="FFFFFF"/>
+          <w:sz w:val="21"/>
+          <w:szCs w:val="21"/>
+          <w:lang w:val="en-US" w:eastAsia="ru-RU"/>
+        </w:rPr>
+        <w:t>) )</w:t>
+      </w:r>
+      <w:proofErr w:type="gramEnd"/>
+      <w:r>
+        <w:rPr>
+          <w:rFonts w:ascii="Consolas" w:eastAsia="Times New Roman" w:hAnsi="Consolas" w:cs="Times New Roman"/>
+          <w:color w:val="FFFFFF"/>
+          <w:sz w:val="21"/>
+          <w:szCs w:val="21"/>
+          <w:lang w:val="en-US" w:eastAsia="ru-RU"/>
+        </w:rPr>
+        <w:t>:</w:t>
       </w:r>
     </w:p>
     <w:p>
@@ -15426,8 +15552,20 @@
           <w:szCs w:val="21"/>
           <w:lang w:val="en-US" w:eastAsia="ru-RU"/>
         </w:rPr>
-        <w:t>res_point.VF</w:t>
-      </w:r>
+        <w:t>res_</w:t>
+      </w:r>
+      <w:proofErr w:type="gramStart"/>
+      <w:r>
+        <w:rPr>
+          <w:rFonts w:ascii="Consolas" w:eastAsia="Times New Roman" w:hAnsi="Consolas" w:cs="Times New Roman"/>
+          <w:color w:val="FFFFFF"/>
+          <w:sz w:val="21"/>
+          <w:szCs w:val="21"/>
+          <w:lang w:val="en-US" w:eastAsia="ru-RU"/>
+        </w:rPr>
+        <w:t>point.VF</w:t>
+      </w:r>
+      <w:proofErr w:type="gramEnd"/>
       <w:r>
         <w:rPr>
           <w:rFonts w:ascii="Consolas" w:eastAsia="Times New Roman" w:hAnsi="Consolas" w:cs="Times New Roman"/>
@@ -17003,16 +17141,51 @@
       <w:r>
         <w:rPr>
           <w:b/>
+        </w:rPr>
+        <w:t>Вывод</w:t>
+      </w:r>
+      <w:r>
+        <w:rPr>
+          <w:b/>
           <w:lang w:val="en-US"/>
         </w:rPr>
+        <w:t>:</w:t>
+      </w:r>
+    </w:p>
+    <w:p>
+      <w:pPr>
+        <w:ind w:firstLine="0"/>
+        <w:jc w:val="left"/>
+        <w:rPr>
+          <w:b/>
+          <w:lang w:val="en-US"/>
+        </w:rPr>
+      </w:pPr>
+    </w:p>
+    <w:p>
+      <w:pPr>
+        <w:ind w:firstLine="0"/>
+        <w:jc w:val="left"/>
+        <w:rPr>
+          <w:b/>
+          <w:lang w:val="en-US"/>
+        </w:rPr>
+      </w:pPr>
+      <w:r>
+        <w:rPr>
+          <w:b/>
+          <w:noProof/>
+          <w:lang w:val="en-US"/>
+        </w:rPr>
+        <w:lastRenderedPageBreak/>
         <w:drawing>
-          <wp:anchor distT="0" distB="0" distL="114300" distR="114300" simplePos="0" relativeHeight="251688960" behindDoc="1" locked="0" layoutInCell="1" allowOverlap="1" wp14:anchorId="12D2CF6C" wp14:editId="0E8382FC">
+          <wp:anchor distT="0" distB="0" distL="114300" distR="114300" simplePos="0" relativeHeight="251688960" behindDoc="1" locked="0" layoutInCell="1" allowOverlap="1" wp14:anchorId="12D2CF6C" wp14:editId="5AFCDCC4">
             <wp:simplePos x="0" y="0"/>
             <wp:positionH relativeFrom="page">
-              <wp:posOffset>109855</wp:posOffset>
+              <wp:align>center</wp:align>
             </wp:positionH>
             <wp:positionV relativeFrom="paragraph">
-              <wp:posOffset>279400</wp:posOffset>
+              <wp:posOffset>-311381</wp:posOffset>
             </wp:positionV>
             <wp:extent cx="7340600" cy="1628775"/>
             <wp:effectExtent l="0" t="0" r="0" b="9525"/>
@@ -17061,39 +17234,6 @@
           </wp:anchor>
         </w:drawing>
       </w:r>
-      <w:r>
-        <w:rPr>
-          <w:b/>
-        </w:rPr>
-        <w:t>Вывод</w:t>
-      </w:r>
-      <w:r>
-        <w:rPr>
-          <w:b/>
-          <w:lang w:val="en-US"/>
-        </w:rPr>
-        <w:t>:</w:t>
-      </w:r>
-    </w:p>
-    <w:p>
-      <w:pPr>
-        <w:ind w:firstLine="0"/>
-        <w:jc w:val="left"/>
-        <w:rPr>
-          <w:b/>
-          <w:lang w:val="en-US"/>
-        </w:rPr>
-      </w:pPr>
-    </w:p>
-    <w:p>
-      <w:pPr>
-        <w:ind w:firstLine="0"/>
-        <w:jc w:val="left"/>
-        <w:rPr>
-          <w:b/>
-          <w:lang w:val="en-US"/>
-        </w:rPr>
-      </w:pPr>
     </w:p>
     <w:p>
       <w:pPr>
@@ -17410,7 +17550,29 @@
           <w:szCs w:val="21"/>
           <w:lang w:val="en-US" w:eastAsia="ru-RU"/>
         </w:rPr>
-        <w:t xml:space="preserve"> thermo </w:t>
+        <w:t xml:space="preserve"> </w:t>
+      </w:r>
+      <w:proofErr w:type="spellStart"/>
+      <w:r>
+        <w:rPr>
+          <w:rFonts w:ascii="Consolas" w:eastAsia="Times New Roman" w:hAnsi="Consolas" w:cs="Times New Roman"/>
+          <w:color w:val="FFFFFF"/>
+          <w:sz w:val="21"/>
+          <w:szCs w:val="21"/>
+          <w:lang w:val="en-US" w:eastAsia="ru-RU"/>
+        </w:rPr>
+        <w:t>thermo</w:t>
+      </w:r>
+      <w:proofErr w:type="spellEnd"/>
+      <w:r>
+        <w:rPr>
+          <w:rFonts w:ascii="Consolas" w:eastAsia="Times New Roman" w:hAnsi="Consolas" w:cs="Times New Roman"/>
+          <w:color w:val="FFFFFF"/>
+          <w:sz w:val="21"/>
+          <w:szCs w:val="21"/>
+          <w:lang w:val="en-US" w:eastAsia="ru-RU"/>
+        </w:rPr>
+        <w:t xml:space="preserve"> </w:t>
       </w:r>
       <w:r>
         <w:rPr>
@@ -18189,29 +18351,7 @@
           <w:szCs w:val="21"/>
           <w:lang w:val="en-US" w:eastAsia="ru-RU"/>
         </w:rPr>
-        <w:t xml:space="preserve">    </w:t>
-      </w:r>
-      <w:proofErr w:type="spellStart"/>
-      <w:r>
-        <w:rPr>
-          <w:rFonts w:ascii="Consolas" w:eastAsia="Times New Roman" w:hAnsi="Consolas" w:cs="Times New Roman"/>
-          <w:color w:val="FFFFFF"/>
-          <w:sz w:val="21"/>
-          <w:szCs w:val="21"/>
-          <w:lang w:val="en-US" w:eastAsia="ru-RU"/>
-        </w:rPr>
-        <w:t>zs</w:t>
-      </w:r>
-      <w:proofErr w:type="spellEnd"/>
-      <w:r>
-        <w:rPr>
-          <w:rFonts w:ascii="Consolas" w:eastAsia="Times New Roman" w:hAnsi="Consolas" w:cs="Times New Roman"/>
-          <w:color w:val="FFFFFF"/>
-          <w:sz w:val="21"/>
-          <w:szCs w:val="21"/>
-          <w:lang w:val="en-US" w:eastAsia="ru-RU"/>
-        </w:rPr>
-        <w:t xml:space="preserve"> </w:t>
+        <w:t xml:space="preserve">    zs </w:t>
       </w:r>
       <w:r>
         <w:rPr>
@@ -18638,6 +18778,7 @@
         <w:t xml:space="preserve"> </w:t>
       </w:r>
       <w:proofErr w:type="spellStart"/>
+      <w:proofErr w:type="gramStart"/>
       <w:r>
         <w:rPr>
           <w:rFonts w:ascii="Consolas" w:eastAsia="Times New Roman" w:hAnsi="Consolas" w:cs="Times New Roman"/>
@@ -18649,6 +18790,7 @@
         <w:t>constants.Tcs</w:t>
       </w:r>
       <w:proofErr w:type="spellEnd"/>
+      <w:proofErr w:type="gramEnd"/>
       <w:r>
         <w:rPr>
           <w:rFonts w:ascii="Consolas" w:eastAsia="Times New Roman" w:hAnsi="Consolas" w:cs="Times New Roman"/>
@@ -18680,6 +18822,7 @@
         <w:t xml:space="preserve"> </w:t>
       </w:r>
       <w:proofErr w:type="spellStart"/>
+      <w:proofErr w:type="gramStart"/>
       <w:r>
         <w:rPr>
           <w:rFonts w:ascii="Consolas" w:eastAsia="Times New Roman" w:hAnsi="Consolas" w:cs="Times New Roman"/>
@@ -18691,6 +18834,7 @@
         <w:t>constants.Pcs</w:t>
       </w:r>
       <w:proofErr w:type="spellEnd"/>
+      <w:proofErr w:type="gramEnd"/>
       <w:r>
         <w:rPr>
           <w:rFonts w:ascii="Consolas" w:eastAsia="Times New Roman" w:hAnsi="Consolas" w:cs="Times New Roman"/>
@@ -18722,6 +18866,7 @@
         <w:t xml:space="preserve"> </w:t>
       </w:r>
       <w:proofErr w:type="spellStart"/>
+      <w:proofErr w:type="gramStart"/>
       <w:r>
         <w:rPr>
           <w:rFonts w:ascii="Consolas" w:eastAsia="Times New Roman" w:hAnsi="Consolas" w:cs="Times New Roman"/>
@@ -18733,6 +18878,7 @@
         <w:t>constants.omegas</w:t>
       </w:r>
       <w:proofErr w:type="spellEnd"/>
+      <w:proofErr w:type="gramEnd"/>
       <w:r>
         <w:rPr>
           <w:rFonts w:ascii="Consolas" w:eastAsia="Times New Roman" w:hAnsi="Consolas" w:cs="Times New Roman"/>
@@ -18951,6 +19097,7 @@
         <w:t xml:space="preserve"> </w:t>
       </w:r>
       <w:proofErr w:type="spellStart"/>
+      <w:proofErr w:type="gramStart"/>
       <w:r>
         <w:rPr>
           <w:rFonts w:ascii="Consolas" w:eastAsia="Times New Roman" w:hAnsi="Consolas" w:cs="Times New Roman"/>
@@ -18962,6 +19109,7 @@
         <w:t>properties.HeatCapacityGases</w:t>
       </w:r>
       <w:proofErr w:type="spellEnd"/>
+      <w:proofErr w:type="gramEnd"/>
       <w:r>
         <w:rPr>
           <w:rFonts w:ascii="Consolas" w:eastAsia="Times New Roman" w:hAnsi="Consolas" w:cs="Times New Roman"/>
@@ -19010,29 +19158,7 @@
           <w:szCs w:val="21"/>
           <w:lang w:val="en-US" w:eastAsia="ru-RU"/>
         </w:rPr>
-        <w:t xml:space="preserve"> CONSTANTS.P, </w:t>
-      </w:r>
-      <w:proofErr w:type="spellStart"/>
-      <w:r>
-        <w:rPr>
-          <w:rFonts w:ascii="Consolas" w:eastAsia="Times New Roman" w:hAnsi="Consolas" w:cs="Times New Roman"/>
-          <w:color w:val="FFFFFF"/>
-          <w:sz w:val="21"/>
-          <w:szCs w:val="21"/>
-          <w:lang w:val="en-US" w:eastAsia="ru-RU"/>
-        </w:rPr>
-        <w:t>zs</w:t>
-      </w:r>
-      <w:proofErr w:type="spellEnd"/>
-      <w:r>
-        <w:rPr>
-          <w:rFonts w:ascii="Consolas" w:eastAsia="Times New Roman" w:hAnsi="Consolas" w:cs="Times New Roman"/>
-          <w:color w:val="FFFFFF"/>
-          <w:sz w:val="21"/>
-          <w:szCs w:val="21"/>
-          <w:lang w:val="en-US" w:eastAsia="ru-RU"/>
-        </w:rPr>
-        <w:t xml:space="preserve"> </w:t>
+        <w:t xml:space="preserve"> CONSTANTS.P, zs </w:t>
       </w:r>
       <w:r>
         <w:rPr>
@@ -19220,6 +19346,7 @@
         <w:t xml:space="preserve"> </w:t>
       </w:r>
       <w:proofErr w:type="spellStart"/>
+      <w:proofErr w:type="gramStart"/>
       <w:r>
         <w:rPr>
           <w:rFonts w:ascii="Consolas" w:eastAsia="Times New Roman" w:hAnsi="Consolas" w:cs="Times New Roman"/>
@@ -19231,6 +19358,7 @@
         <w:t>properties.HeatCapacityGases</w:t>
       </w:r>
       <w:proofErr w:type="spellEnd"/>
+      <w:proofErr w:type="gramEnd"/>
       <w:r>
         <w:rPr>
           <w:rFonts w:ascii="Consolas" w:eastAsia="Times New Roman" w:hAnsi="Consolas" w:cs="Times New Roman"/>
@@ -19279,29 +19407,7 @@
           <w:szCs w:val="21"/>
           <w:lang w:val="en-US" w:eastAsia="ru-RU"/>
         </w:rPr>
-        <w:t xml:space="preserve"> CONSTANTS.P, </w:t>
-      </w:r>
-      <w:proofErr w:type="spellStart"/>
-      <w:r>
-        <w:rPr>
-          <w:rFonts w:ascii="Consolas" w:eastAsia="Times New Roman" w:hAnsi="Consolas" w:cs="Times New Roman"/>
-          <w:color w:val="FFFFFF"/>
-          <w:sz w:val="21"/>
-          <w:szCs w:val="21"/>
-          <w:lang w:val="en-US" w:eastAsia="ru-RU"/>
-        </w:rPr>
-        <w:t>zs</w:t>
-      </w:r>
-      <w:proofErr w:type="spellEnd"/>
-      <w:r>
-        <w:rPr>
-          <w:rFonts w:ascii="Consolas" w:eastAsia="Times New Roman" w:hAnsi="Consolas" w:cs="Times New Roman"/>
-          <w:color w:val="FFFFFF"/>
-          <w:sz w:val="21"/>
-          <w:szCs w:val="21"/>
-          <w:lang w:val="en-US" w:eastAsia="ru-RU"/>
-        </w:rPr>
-        <w:t xml:space="preserve"> </w:t>
+        <w:t xml:space="preserve"> CONSTANTS.P, zs </w:t>
       </w:r>
       <w:r>
         <w:rPr>
@@ -19633,7 +19739,18 @@
           <w:szCs w:val="21"/>
           <w:lang w:val="en-US" w:eastAsia="ru-RU"/>
         </w:rPr>
-        <w:t>_Txy</w:t>
+        <w:t>_</w:t>
+      </w:r>
+      <w:proofErr w:type="gramStart"/>
+      <w:r>
+        <w:rPr>
+          <w:rFonts w:ascii="Consolas" w:eastAsia="Times New Roman" w:hAnsi="Consolas" w:cs="Times New Roman"/>
+          <w:color w:val="FFFFFF"/>
+          <w:sz w:val="21"/>
+          <w:szCs w:val="21"/>
+          <w:lang w:val="en-US" w:eastAsia="ru-RU"/>
+        </w:rPr>
+        <w:t>Txy</w:t>
       </w:r>
       <w:proofErr w:type="spellEnd"/>
       <w:r>
@@ -19644,7 +19761,18 @@
           <w:szCs w:val="21"/>
           <w:lang w:val="en-US" w:eastAsia="ru-RU"/>
         </w:rPr>
-        <w:t xml:space="preserve">(P </w:t>
+        <w:t>(</w:t>
+      </w:r>
+      <w:proofErr w:type="gramEnd"/>
+      <w:r>
+        <w:rPr>
+          <w:rFonts w:ascii="Consolas" w:eastAsia="Times New Roman" w:hAnsi="Consolas" w:cs="Times New Roman"/>
+          <w:color w:val="FFFFFF"/>
+          <w:sz w:val="21"/>
+          <w:szCs w:val="21"/>
+          <w:lang w:val="en-US" w:eastAsia="ru-RU"/>
+        </w:rPr>
+        <w:t xml:space="preserve">P </w:t>
       </w:r>
       <w:r>
         <w:rPr>
@@ -19834,7 +19962,18 @@
           <w:szCs w:val="21"/>
           <w:lang w:val="en-US" w:eastAsia="ru-RU"/>
         </w:rPr>
-        <w:t>_Pxy</w:t>
+        <w:t>_</w:t>
+      </w:r>
+      <w:proofErr w:type="gramStart"/>
+      <w:r>
+        <w:rPr>
+          <w:rFonts w:ascii="Consolas" w:eastAsia="Times New Roman" w:hAnsi="Consolas" w:cs="Times New Roman"/>
+          <w:color w:val="FFFFFF"/>
+          <w:sz w:val="21"/>
+          <w:szCs w:val="21"/>
+          <w:lang w:val="en-US" w:eastAsia="ru-RU"/>
+        </w:rPr>
+        <w:t>Pxy</w:t>
       </w:r>
       <w:proofErr w:type="spellEnd"/>
       <w:r>
@@ -19845,7 +19984,18 @@
           <w:szCs w:val="21"/>
           <w:lang w:val="en-US" w:eastAsia="ru-RU"/>
         </w:rPr>
-        <w:t xml:space="preserve">(T </w:t>
+        <w:t>(</w:t>
+      </w:r>
+      <w:proofErr w:type="gramEnd"/>
+      <w:r>
+        <w:rPr>
+          <w:rFonts w:ascii="Consolas" w:eastAsia="Times New Roman" w:hAnsi="Consolas" w:cs="Times New Roman"/>
+          <w:color w:val="FFFFFF"/>
+          <w:sz w:val="21"/>
+          <w:szCs w:val="21"/>
+          <w:lang w:val="en-US" w:eastAsia="ru-RU"/>
+        </w:rPr>
+        <w:t xml:space="preserve">T </w:t>
       </w:r>
       <w:r>
         <w:rPr>
@@ -20035,7 +20185,18 @@
           <w:szCs w:val="21"/>
           <w:lang w:val="en-US" w:eastAsia="ru-RU"/>
         </w:rPr>
-        <w:t>_xy</w:t>
+        <w:t>_</w:t>
+      </w:r>
+      <w:proofErr w:type="gramStart"/>
+      <w:r>
+        <w:rPr>
+          <w:rFonts w:ascii="Consolas" w:eastAsia="Times New Roman" w:hAnsi="Consolas" w:cs="Times New Roman"/>
+          <w:color w:val="FFFFFF"/>
+          <w:sz w:val="21"/>
+          <w:szCs w:val="21"/>
+          <w:lang w:val="en-US" w:eastAsia="ru-RU"/>
+        </w:rPr>
+        <w:t>xy</w:t>
       </w:r>
       <w:proofErr w:type="spellEnd"/>
       <w:r>
@@ -20046,7 +20207,18 @@
           <w:szCs w:val="21"/>
           <w:lang w:val="en-US" w:eastAsia="ru-RU"/>
         </w:rPr>
-        <w:t xml:space="preserve">(T </w:t>
+        <w:t>(</w:t>
+      </w:r>
+      <w:proofErr w:type="gramEnd"/>
+      <w:r>
+        <w:rPr>
+          <w:rFonts w:ascii="Consolas" w:eastAsia="Times New Roman" w:hAnsi="Consolas" w:cs="Times New Roman"/>
+          <w:color w:val="FFFFFF"/>
+          <w:sz w:val="21"/>
+          <w:szCs w:val="21"/>
+          <w:lang w:val="en-US" w:eastAsia="ru-RU"/>
+        </w:rPr>
+        <w:t xml:space="preserve">T </w:t>
       </w:r>
       <w:r>
         <w:rPr>
@@ -20267,6 +20439,7 @@
         <w:t xml:space="preserve"> </w:t>
       </w:r>
       <w:proofErr w:type="spellStart"/>
+      <w:proofErr w:type="gramStart"/>
       <w:r>
         <w:rPr>
           <w:rFonts w:ascii="Consolas" w:eastAsia="Times New Roman" w:hAnsi="Consolas" w:cs="Times New Roman"/>
@@ -20278,6 +20451,7 @@
         <w:t>properties.HeatCapacityGases</w:t>
       </w:r>
       <w:proofErr w:type="spellEnd"/>
+      <w:proofErr w:type="gramEnd"/>
       <w:r>
         <w:rPr>
           <w:rFonts w:ascii="Consolas" w:eastAsia="Times New Roman" w:hAnsi="Consolas" w:cs="Times New Roman"/>
@@ -20326,29 +20500,7 @@
           <w:szCs w:val="21"/>
           <w:lang w:val="en-US" w:eastAsia="ru-RU"/>
         </w:rPr>
-        <w:t xml:space="preserve"> CONSTANTS.P, </w:t>
-      </w:r>
-      <w:proofErr w:type="spellStart"/>
-      <w:r>
-        <w:rPr>
-          <w:rFonts w:ascii="Consolas" w:eastAsia="Times New Roman" w:hAnsi="Consolas" w:cs="Times New Roman"/>
-          <w:color w:val="FFFFFF"/>
-          <w:sz w:val="21"/>
-          <w:szCs w:val="21"/>
-          <w:lang w:val="en-US" w:eastAsia="ru-RU"/>
-        </w:rPr>
-        <w:t>zs</w:t>
-      </w:r>
-      <w:proofErr w:type="spellEnd"/>
-      <w:r>
-        <w:rPr>
-          <w:rFonts w:ascii="Consolas" w:eastAsia="Times New Roman" w:hAnsi="Consolas" w:cs="Times New Roman"/>
-          <w:color w:val="FFFFFF"/>
-          <w:sz w:val="21"/>
-          <w:szCs w:val="21"/>
-          <w:lang w:val="en-US" w:eastAsia="ru-RU"/>
-        </w:rPr>
-        <w:t xml:space="preserve"> </w:t>
+        <w:t xml:space="preserve"> CONSTANTS.P, zs </w:t>
       </w:r>
       <w:r>
         <w:rPr>
@@ -20594,29 +20746,7 @@
           <w:szCs w:val="21"/>
           <w:lang w:val="en-US" w:eastAsia="ru-RU"/>
         </w:rPr>
-        <w:t xml:space="preserve"> CONSTANTS.P, </w:t>
-      </w:r>
-      <w:proofErr w:type="spellStart"/>
-      <w:r>
-        <w:rPr>
-          <w:rFonts w:ascii="Consolas" w:eastAsia="Times New Roman" w:hAnsi="Consolas" w:cs="Times New Roman"/>
-          <w:color w:val="FFFFFF"/>
-          <w:sz w:val="21"/>
-          <w:szCs w:val="21"/>
-          <w:lang w:val="en-US" w:eastAsia="ru-RU"/>
-        </w:rPr>
-        <w:t>zs</w:t>
-      </w:r>
-      <w:proofErr w:type="spellEnd"/>
-      <w:r>
-        <w:rPr>
-          <w:rFonts w:ascii="Consolas" w:eastAsia="Times New Roman" w:hAnsi="Consolas" w:cs="Times New Roman"/>
-          <w:color w:val="FFFFFF"/>
-          <w:sz w:val="21"/>
-          <w:szCs w:val="21"/>
-          <w:lang w:val="en-US" w:eastAsia="ru-RU"/>
-        </w:rPr>
-        <w:t xml:space="preserve"> </w:t>
+        <w:t xml:space="preserve"> CONSTANTS.P, zs </w:t>
       </w:r>
       <w:r>
         <w:rPr>
@@ -20968,15 +21098,27 @@
         <w:t>{</w:t>
       </w:r>
       <w:proofErr w:type="spellStart"/>
-      <w:r>
-        <w:rPr>
-          <w:rFonts w:ascii="Consolas" w:eastAsia="Times New Roman" w:hAnsi="Consolas" w:cs="Times New Roman"/>
-          <w:color w:val="FFFFFF"/>
-          <w:sz w:val="21"/>
-          <w:szCs w:val="21"/>
-          <w:lang w:val="en-US" w:eastAsia="ru-RU"/>
-        </w:rPr>
-        <w:t>res.phase_count</w:t>
+      <w:proofErr w:type="gramStart"/>
+      <w:r>
+        <w:rPr>
+          <w:rFonts w:ascii="Consolas" w:eastAsia="Times New Roman" w:hAnsi="Consolas" w:cs="Times New Roman"/>
+          <w:color w:val="FFFFFF"/>
+          <w:sz w:val="21"/>
+          <w:szCs w:val="21"/>
+          <w:lang w:val="en-US" w:eastAsia="ru-RU"/>
+        </w:rPr>
+        <w:t>res.phase</w:t>
+      </w:r>
+      <w:proofErr w:type="gramEnd"/>
+      <w:r>
+        <w:rPr>
+          <w:rFonts w:ascii="Consolas" w:eastAsia="Times New Roman" w:hAnsi="Consolas" w:cs="Times New Roman"/>
+          <w:color w:val="FFFFFF"/>
+          <w:sz w:val="21"/>
+          <w:szCs w:val="21"/>
+          <w:lang w:val="en-US" w:eastAsia="ru-RU"/>
+        </w:rPr>
+        <w:t>_count</w:t>
       </w:r>
       <w:proofErr w:type="spellEnd"/>
       <w:r>
@@ -21565,6 +21707,7 @@
         </w:rPr>
         <w:t>{</w:t>
       </w:r>
+      <w:proofErr w:type="gramStart"/>
       <w:r>
         <w:rPr>
           <w:rFonts w:ascii="Consolas" w:eastAsia="Times New Roman" w:hAnsi="Consolas" w:cs="Times New Roman"/>
@@ -21575,6 +21718,7 @@
         </w:rPr>
         <w:t>res.liquid0.zs</w:t>
       </w:r>
+      <w:proofErr w:type="gramEnd"/>
       <w:r>
         <w:rPr>
           <w:rFonts w:ascii="Consolas" w:eastAsia="Times New Roman" w:hAnsi="Consolas" w:cs="Times New Roman"/>
@@ -23604,7 +23748,18 @@
           <w:szCs w:val="21"/>
           <w:lang w:val="en-US" w:eastAsia="ru-RU"/>
         </w:rPr>
-        <w:t>\t</w:t>
+        <w:t>\</w:t>
+      </w:r>
+      <w:proofErr w:type="gramStart"/>
+      <w:r>
+        <w:rPr>
+          <w:rFonts w:ascii="Consolas" w:eastAsia="Times New Roman" w:hAnsi="Consolas" w:cs="Times New Roman"/>
+          <w:color w:val="A0A0A0"/>
+          <w:sz w:val="21"/>
+          <w:szCs w:val="21"/>
+          <w:lang w:val="en-US" w:eastAsia="ru-RU"/>
+        </w:rPr>
+        <w:t>t</w:t>
       </w:r>
       <w:r>
         <w:rPr>
@@ -23614,7 +23769,18 @@
           <w:szCs w:val="21"/>
           <w:lang w:val="en-US" w:eastAsia="ru-RU"/>
         </w:rPr>
-        <w:t xml:space="preserve">  T(K) </w:t>
+        <w:t xml:space="preserve">  T</w:t>
+      </w:r>
+      <w:proofErr w:type="gramEnd"/>
+      <w:r>
+        <w:rPr>
+          <w:rFonts w:ascii="Consolas" w:eastAsia="Times New Roman" w:hAnsi="Consolas" w:cs="Times New Roman"/>
+          <w:color w:val="99FFE4"/>
+          <w:sz w:val="21"/>
+          <w:szCs w:val="21"/>
+          <w:lang w:val="en-US" w:eastAsia="ru-RU"/>
+        </w:rPr>
+        <w:t xml:space="preserve">(K) </w:t>
       </w:r>
       <w:r>
         <w:rPr>
@@ -23878,6 +24044,7 @@
         </w:rPr>
         <w:t xml:space="preserve">x| </w:t>
       </w:r>
+      <w:proofErr w:type="gramStart"/>
       <w:r>
         <w:rPr>
           <w:rFonts w:ascii="Consolas" w:eastAsia="Times New Roman" w:hAnsi="Consolas" w:cs="Times New Roman"/>
@@ -23898,6 +24065,7 @@
         </w:rPr>
         <w:t xml:space="preserve">  |</w:t>
       </w:r>
+      <w:proofErr w:type="gramEnd"/>
       <w:r>
         <w:rPr>
           <w:rFonts w:ascii="Consolas" w:eastAsia="Times New Roman" w:hAnsi="Consolas" w:cs="Times New Roman"/>
@@ -24824,29 +24992,7 @@
           <w:szCs w:val="21"/>
           <w:lang w:val="en-US" w:eastAsia="ru-RU"/>
         </w:rPr>
-        <w:t xml:space="preserve">, </w:t>
-      </w:r>
-      <w:proofErr w:type="spellStart"/>
-      <w:r>
-        <w:rPr>
-          <w:rFonts w:ascii="Consolas" w:eastAsia="Times New Roman" w:hAnsi="Consolas" w:cs="Times New Roman"/>
-          <w:color w:val="FFFFFF"/>
-          <w:sz w:val="21"/>
-          <w:szCs w:val="21"/>
-          <w:lang w:val="en-US" w:eastAsia="ru-RU"/>
-        </w:rPr>
-        <w:t>zs</w:t>
-      </w:r>
-      <w:proofErr w:type="spellEnd"/>
-      <w:r>
-        <w:rPr>
-          <w:rFonts w:ascii="Consolas" w:eastAsia="Times New Roman" w:hAnsi="Consolas" w:cs="Times New Roman"/>
-          <w:color w:val="FFFFFF"/>
-          <w:sz w:val="21"/>
-          <w:szCs w:val="21"/>
-          <w:lang w:val="en-US" w:eastAsia="ru-RU"/>
-        </w:rPr>
-        <w:t xml:space="preserve"> </w:t>
+        <w:t xml:space="preserve">, zs </w:t>
       </w:r>
       <w:r>
         <w:rPr>
@@ -25366,9 +25512,21 @@
           <w:szCs w:val="21"/>
           <w:lang w:val="en-US" w:eastAsia="ru-RU"/>
         </w:rPr>
-        <w:t>res_point.VF</w:t>
+        <w:t>res_</w:t>
+      </w:r>
+      <w:proofErr w:type="gramStart"/>
+      <w:r>
+        <w:rPr>
+          <w:rFonts w:ascii="Consolas" w:eastAsia="Times New Roman" w:hAnsi="Consolas" w:cs="Times New Roman"/>
+          <w:color w:val="FFFFFF"/>
+          <w:sz w:val="21"/>
+          <w:szCs w:val="21"/>
+          <w:lang w:val="en-US" w:eastAsia="ru-RU"/>
+        </w:rPr>
+        <w:t>point.VF</w:t>
       </w:r>
       <w:proofErr w:type="spellEnd"/>
+      <w:proofErr w:type="gramEnd"/>
       <w:r>
         <w:rPr>
           <w:rFonts w:ascii="Consolas" w:eastAsia="Times New Roman" w:hAnsi="Consolas" w:cs="Times New Roman"/>
@@ -25499,7 +25657,29 @@
           <w:szCs w:val="21"/>
           <w:lang w:val="en-US" w:eastAsia="ru-RU"/>
         </w:rPr>
-        <w:t xml:space="preserve"> None) ):</w:t>
+        <w:t xml:space="preserve"> None</w:t>
+      </w:r>
+      <w:proofErr w:type="gramStart"/>
+      <w:r>
+        <w:rPr>
+          <w:rFonts w:ascii="Consolas" w:eastAsia="Times New Roman" w:hAnsi="Consolas" w:cs="Times New Roman"/>
+          <w:color w:val="FFFFFF"/>
+          <w:sz w:val="21"/>
+          <w:szCs w:val="21"/>
+          <w:lang w:val="en-US" w:eastAsia="ru-RU"/>
+        </w:rPr>
+        <w:t>) )</w:t>
+      </w:r>
+      <w:proofErr w:type="gramEnd"/>
+      <w:r>
+        <w:rPr>
+          <w:rFonts w:ascii="Consolas" w:eastAsia="Times New Roman" w:hAnsi="Consolas" w:cs="Times New Roman"/>
+          <w:color w:val="FFFFFF"/>
+          <w:sz w:val="21"/>
+          <w:szCs w:val="21"/>
+          <w:lang w:val="en-US" w:eastAsia="ru-RU"/>
+        </w:rPr>
+        <w:t>:</w:t>
       </w:r>
     </w:p>
     <w:p>
@@ -26506,8 +26686,20 @@
           <w:szCs w:val="21"/>
           <w:lang w:val="en-US" w:eastAsia="ru-RU"/>
         </w:rPr>
-        <w:t>res_point.VF</w:t>
-      </w:r>
+        <w:t>res_</w:t>
+      </w:r>
+      <w:proofErr w:type="gramStart"/>
+      <w:r>
+        <w:rPr>
+          <w:rFonts w:ascii="Consolas" w:eastAsia="Times New Roman" w:hAnsi="Consolas" w:cs="Times New Roman"/>
+          <w:color w:val="FFFFFF"/>
+          <w:sz w:val="21"/>
+          <w:szCs w:val="21"/>
+          <w:lang w:val="en-US" w:eastAsia="ru-RU"/>
+        </w:rPr>
+        <w:t>point.VF</w:t>
+      </w:r>
+      <w:proofErr w:type="gramEnd"/>
       <w:r>
         <w:rPr>
           <w:rFonts w:ascii="Consolas" w:eastAsia="Times New Roman" w:hAnsi="Consolas" w:cs="Times New Roman"/>
@@ -28073,6 +28265,7 @@
       </w:pPr>
       <w:r>
         <w:rPr>
+          <w:noProof/>
           <w:sz w:val="24"/>
         </w:rPr>
         <w:drawing>
@@ -28452,7 +28645,7 @@
           <w:noProof/>
         </w:rPr>
         <w:drawing>
-          <wp:inline distT="0" distB="0" distL="0" distR="0" wp14:anchorId="6E6603CF" wp14:editId="4CA93ED8">
+          <wp:inline distT="0" distB="0" distL="0" distR="0" wp14:anchorId="6E6603CF" wp14:editId="25FB1391">
             <wp:extent cx="2762583" cy="3028950"/>
             <wp:effectExtent l="0" t="0" r="0" b="0"/>
             <wp:docPr id="3" name="Рисунок 3"/>
@@ -28736,21 +28929,30 @@
           <w:rFonts w:cs="Times New Roman"/>
           <w:szCs w:val="28"/>
         </w:rPr>
-        <w:t>молярная доля ацетона в котором составит</w:t>
-      </w:r>
-      <w:r>
-        <w:rPr>
-          <w:rFonts w:cs="Times New Roman"/>
-          <w:szCs w:val="28"/>
-        </w:rPr>
-        <w:t xml:space="preserve"> </w:t>
-      </w:r>
-      <w:r>
-        <w:rPr>
-          <w:rFonts w:cs="Times New Roman"/>
-          <w:szCs w:val="28"/>
-        </w:rPr>
-        <w:t>80%. Молярный состав последней капли жидкости перед её исчезновением будет составлять 72% ацетона.</w:t>
+        <w:t xml:space="preserve">молярная доля </w:t>
+      </w:r>
+      <w:proofErr w:type="gramStart"/>
+      <w:r>
+        <w:rPr>
+          <w:rFonts w:cs="Times New Roman"/>
+          <w:szCs w:val="28"/>
+        </w:rPr>
+        <w:t>ацетона</w:t>
+      </w:r>
+      <w:proofErr w:type="gramEnd"/>
+      <w:r>
+        <w:rPr>
+          <w:rFonts w:cs="Times New Roman"/>
+          <w:szCs w:val="28"/>
+        </w:rPr>
+        <w:t xml:space="preserve"> в котором составит</w:t>
+      </w:r>
+      <w:r>
+        <w:rPr>
+          <w:rFonts w:cs="Times New Roman"/>
+          <w:szCs w:val="28"/>
+        </w:rPr>
+        <w:t xml:space="preserve"> 80%. Молярный состав последней капли жидкости перед её исчезновением будет составлять 72% ацетона.</w:t>
       </w:r>
     </w:p>
     <w:p>
@@ -30199,7 +30401,7 @@
 </file>
 
 <file path=word/numbering.xml><?xml version="1.0" encoding="utf-8"?>
-<w:numbering xmlns:wpc="http://schemas.microsoft.com/office/word/2010/wordprocessingCanvas" xmlns:cx="http://schemas.microsoft.com/office/drawing/2014/chartex" xmlns:cx1="http://schemas.microsoft.com/office/drawing/2015/9/8/chartex" xmlns:cx2="http://schemas.microsoft.com/office/drawing/2015/10/21/chartex" xmlns:cx3="http://schemas.microsoft.com/office/drawing/2016/5/9/chartex" xmlns:cx4="http://schemas.microsoft.com/office/drawing/2016/5/10/chartex" xmlns:cx5="http://schemas.microsoft.com/office/drawing/2016/5/11/chartex" xmlns:cx6="http://schemas.microsoft.com/office/drawing/2016/5/12/chartex" xmlns:cx7="http://schemas.microsoft.com/office/drawing/2016/5/13/chartex" xmlns:cx8="http://schemas.microsoft.com/office/drawing/2016/5/14/chartex" xmlns:mc="http://schemas.openxmlformats.org/markup-compatibility/2006" xmlns:aink="http://schemas.microsoft.com/office/drawing/2016/ink" xmlns:am3d="http://schemas.microsoft.com/office/drawing/2017/model3d" xmlns:o="urn:schemas-microsoft-com:office:office" xmlns:r="http://schemas.openxmlformats.org/officeDocument/2006/relationships" xmlns:m="http://schemas.openxmlformats.org/officeDocument/2006/math" xmlns:v="urn:schemas-microsoft-com:vml" xmlns:wp14="http://schemas.microsoft.com/office/word/2010/wordprocessingDrawing" xmlns:wp="http://schemas.openxmlformats.org/drawingml/2006/wordprocessingDrawing" xmlns:w10="urn:schemas-microsoft-com:office:word" xmlns:w="http://schemas.openxmlformats.org/wordprocessingml/2006/main" xmlns:w14="http://schemas.microsoft.com/office/word/2010/wordml" xmlns:w15="http://schemas.microsoft.com/office/word/2012/wordml" xmlns:w16cex="http://schemas.microsoft.com/office/word/2018/wordml/cex" xmlns:w16cid="http://schemas.microsoft.com/office/word/2016/wordml/cid" xmlns:w16="http://schemas.microsoft.com/office/word/2018/wordml" xmlns:w16sdtdh="http://schemas.microsoft.com/office/word/2020/wordml/sdtdatahash" xmlns:w16se="http://schemas.microsoft.com/office/word/2015/wordml/symex" xmlns:wpg="http://schemas.microsoft.com/office/word/2010/wordprocessingGroup" xmlns:wpi="http://schemas.microsoft.com/office/word/2010/wordprocessingInk" xmlns:wne="http://schemas.microsoft.com/office/word/2006/wordml" xmlns:wps="http://schemas.microsoft.com/office/word/2010/wordprocessingShape" mc:Ignorable="w14 w15 w16se w16cid w16 w16cex w16sdtdh wp14">
+<w:numbering xmlns:wpc="http://schemas.microsoft.com/office/word/2010/wordprocessingCanvas" xmlns:cx="http://schemas.microsoft.com/office/drawing/2014/chartex" xmlns:cx1="http://schemas.microsoft.com/office/drawing/2015/9/8/chartex" xmlns:cx2="http://schemas.microsoft.com/office/drawing/2015/10/21/chartex" xmlns:cx3="http://schemas.microsoft.com/office/drawing/2016/5/9/chartex" xmlns:cx4="http://schemas.microsoft.com/office/drawing/2016/5/10/chartex" xmlns:cx5="http://schemas.microsoft.com/office/drawing/2016/5/11/chartex" xmlns:cx6="http://schemas.microsoft.com/office/drawing/2016/5/12/chartex" xmlns:cx7="http://schemas.microsoft.com/office/drawing/2016/5/13/chartex" xmlns:cx8="http://schemas.microsoft.com/office/drawing/2016/5/14/chartex" xmlns:mc="http://schemas.openxmlformats.org/markup-compatibility/2006" xmlns:aink="http://schemas.microsoft.com/office/drawing/2016/ink" xmlns:am3d="http://schemas.microsoft.com/office/drawing/2017/model3d" xmlns:o="urn:schemas-microsoft-com:office:office" xmlns:oel="http://schemas.microsoft.com/office/2019/extlst" xmlns:r="http://schemas.openxmlformats.org/officeDocument/2006/relationships" xmlns:m="http://schemas.openxmlformats.org/officeDocument/2006/math" xmlns:v="urn:schemas-microsoft-com:vml" xmlns:wp14="http://schemas.microsoft.com/office/word/2010/wordprocessingDrawing" xmlns:wp="http://schemas.openxmlformats.org/drawingml/2006/wordprocessingDrawing" xmlns:w10="urn:schemas-microsoft-com:office:word" xmlns:w="http://schemas.openxmlformats.org/wordprocessingml/2006/main" xmlns:w14="http://schemas.microsoft.com/office/word/2010/wordml" xmlns:w15="http://schemas.microsoft.com/office/word/2012/wordml" xmlns:w16cex="http://schemas.microsoft.com/office/word/2018/wordml/cex" xmlns:w16cid="http://schemas.microsoft.com/office/word/2016/wordml/cid" xmlns:w16="http://schemas.microsoft.com/office/word/2018/wordml" xmlns:w16du="http://schemas.microsoft.com/office/word/2023/wordml/word16du" xmlns:w16sdtdh="http://schemas.microsoft.com/office/word/2020/wordml/sdtdatahash" xmlns:w16sdtfl="http://schemas.microsoft.com/office/word/2024/wordml/sdtformatlock" xmlns:w16se="http://schemas.microsoft.com/office/word/2015/wordml/symex" xmlns:wpg="http://schemas.microsoft.com/office/word/2010/wordprocessingGroup" xmlns:wpi="http://schemas.microsoft.com/office/word/2010/wordprocessingInk" xmlns:wne="http://schemas.microsoft.com/office/word/2006/wordml" xmlns:wps="http://schemas.microsoft.com/office/word/2010/wordprocessingShape" mc:Ignorable="w14 w15 w16se w16cid w16 w16cex w16sdtdh w16sdtfl w16du wp14">
   <w:abstractNum w:abstractNumId="0" w15:restartNumberingAfterBreak="0">
     <w:nsid w:val="F99664B9"/>
     <w:multiLevelType w:val="singleLevel"/>
@@ -30945,38 +31147,38 @@
       </w:pPr>
     </w:lvl>
   </w:abstractNum>
-  <w:num w:numId="1">
+  <w:num w:numId="1" w16cid:durableId="1079597153">
     <w:abstractNumId w:val="8"/>
   </w:num>
-  <w:num w:numId="2">
+  <w:num w:numId="2" w16cid:durableId="1149324403">
     <w:abstractNumId w:val="1"/>
   </w:num>
-  <w:num w:numId="3">
+  <w:num w:numId="3" w16cid:durableId="373382763">
     <w:abstractNumId w:val="7"/>
   </w:num>
-  <w:num w:numId="4">
+  <w:num w:numId="4" w16cid:durableId="1102846749">
     <w:abstractNumId w:val="4"/>
   </w:num>
-  <w:num w:numId="5">
+  <w:num w:numId="5" w16cid:durableId="154146940">
     <w:abstractNumId w:val="5"/>
   </w:num>
-  <w:num w:numId="6">
+  <w:num w:numId="6" w16cid:durableId="392967259">
     <w:abstractNumId w:val="3"/>
   </w:num>
-  <w:num w:numId="7">
+  <w:num w:numId="7" w16cid:durableId="1483691033">
     <w:abstractNumId w:val="0"/>
   </w:num>
-  <w:num w:numId="8">
+  <w:num w:numId="8" w16cid:durableId="1109786682">
     <w:abstractNumId w:val="2"/>
   </w:num>
-  <w:num w:numId="9">
+  <w:num w:numId="9" w16cid:durableId="1836069029">
     <w:abstractNumId w:val="6"/>
   </w:num>
 </w:numbering>
 </file>
 
 <file path=word/styles.xml><?xml version="1.0" encoding="utf-8"?>
-<w:styles xmlns:mc="http://schemas.openxmlformats.org/markup-compatibility/2006" xmlns:r="http://schemas.openxmlformats.org/officeDocument/2006/relationships" xmlns:w="http://schemas.openxmlformats.org/wordprocessingml/2006/main" xmlns:w14="http://schemas.microsoft.com/office/word/2010/wordml" xmlns:w15="http://schemas.microsoft.com/office/word/2012/wordml" xmlns:w16cex="http://schemas.microsoft.com/office/word/2018/wordml/cex" xmlns:w16cid="http://schemas.microsoft.com/office/word/2016/wordml/cid" xmlns:w16="http://schemas.microsoft.com/office/word/2018/wordml" xmlns:w16sdtdh="http://schemas.microsoft.com/office/word/2020/wordml/sdtdatahash" xmlns:w16se="http://schemas.microsoft.com/office/word/2015/wordml/symex" mc:Ignorable="w14 w15 w16se w16cid w16 w16cex w16sdtdh">
+<w:styles xmlns:mc="http://schemas.openxmlformats.org/markup-compatibility/2006" xmlns:r="http://schemas.openxmlformats.org/officeDocument/2006/relationships" xmlns:w="http://schemas.openxmlformats.org/wordprocessingml/2006/main" xmlns:w14="http://schemas.microsoft.com/office/word/2010/wordml" xmlns:w15="http://schemas.microsoft.com/office/word/2012/wordml" xmlns:w16cex="http://schemas.microsoft.com/office/word/2018/wordml/cex" xmlns:w16cid="http://schemas.microsoft.com/office/word/2016/wordml/cid" xmlns:w16="http://schemas.microsoft.com/office/word/2018/wordml" xmlns:w16du="http://schemas.microsoft.com/office/word/2023/wordml/word16du" xmlns:w16sdtdh="http://schemas.microsoft.com/office/word/2020/wordml/sdtdatahash" xmlns:w16sdtfl="http://schemas.microsoft.com/office/word/2024/wordml/sdtformatlock" xmlns:w16se="http://schemas.microsoft.com/office/word/2015/wordml/symex" mc:Ignorable="w14 w15 w16se w16cid w16 w16cex w16sdtdh w16sdtfl w16du">
   <w:docDefaults>
     <w:rPrDefault>
       <w:rPr>
